--- a/backdoor.docx
+++ b/backdoor.docx
@@ -60,15 +60,7 @@
         <w:t>The Gap:</w:t>
       </w:r>
       <w:r>
-        <w:t xml:space="preserve"> The code imports whisper at the top, but inside the @</w:t>
-      </w:r>
-      <w:proofErr w:type="gramStart"/>
-      <w:r>
-        <w:t>app.route</w:t>
-      </w:r>
-      <w:proofErr w:type="gramEnd"/>
-      <w:r>
-        <w:t>('/webhook'), it leaves the voice processing completely empty. If a blind person sends a WhatsApp voice note, the bot currently crashes or ignores it.</w:t>
+        <w:t xml:space="preserve"> The code imports whisper at the top, but inside the @app.route('/webhook'), it leaves the voice processing completely empty. If a blind person sends a WhatsApp voice note, the bot currently crashes or ignores it.</w:t>
       </w:r>
     </w:p>
     <w:p>
@@ -86,28 +78,7 @@
         <w:t>What to Add:</w:t>
       </w:r>
       <w:r>
-        <w:t xml:space="preserve"> You need to write the code that downloads the audio file from Twilio's URL and passes it to </w:t>
-      </w:r>
-      <w:proofErr w:type="spellStart"/>
-      <w:r>
-        <w:t>whisper_</w:t>
-      </w:r>
-      <w:proofErr w:type="gramStart"/>
-      <w:r>
-        <w:t>model.transcribe</w:t>
-      </w:r>
-      <w:proofErr w:type="spellEnd"/>
-      <w:proofErr w:type="gramEnd"/>
-      <w:r>
-        <w:t>(</w:t>
-      </w:r>
-      <w:proofErr w:type="spellStart"/>
-      <w:r>
-        <w:t>audio_path</w:t>
-      </w:r>
-      <w:proofErr w:type="spellEnd"/>
-      <w:r>
-        <w:t>).</w:t>
+        <w:t xml:space="preserve"> You need to write the code that downloads the audio file from Twilio's URL and passes it to whisper_model.transcribe(audio_path).</w:t>
       </w:r>
     </w:p>
     <w:p>
@@ -160,15 +131,7 @@
         <w:t>restock</w:t>
       </w:r>
       <w:r>
-        <w:t xml:space="preserve">. The current code only has a </w:t>
-      </w:r>
-      <w:proofErr w:type="spellStart"/>
-      <w:r>
-        <w:t>check_stock</w:t>
-      </w:r>
-      <w:proofErr w:type="spellEnd"/>
-      <w:r>
-        <w:t xml:space="preserve"> intent. There is no code to update the database numbers.</w:t>
+        <w:t>. The current code only has a check_stock intent. There is no code to update the database numbers.</w:t>
       </w:r>
     </w:p>
     <w:p>
@@ -186,39 +149,7 @@
         <w:t>What to Add:</w:t>
       </w:r>
       <w:r>
-        <w:t xml:space="preserve"> You must add two new intents: </w:t>
-      </w:r>
-      <w:proofErr w:type="spellStart"/>
-      <w:r>
-        <w:t>sell_stock</w:t>
-      </w:r>
-      <w:proofErr w:type="spellEnd"/>
-      <w:r>
-        <w:t xml:space="preserve"> and </w:t>
-      </w:r>
-      <w:proofErr w:type="spellStart"/>
-      <w:r>
-        <w:t>restock_stock</w:t>
-      </w:r>
-      <w:proofErr w:type="spellEnd"/>
-      <w:r>
-        <w:t xml:space="preserve">, along with SQL commands like UPDATE inventory SET quantity = quantity </w:t>
-      </w:r>
-      <w:proofErr w:type="gramStart"/>
-      <w:r>
-        <w:t>- ?</w:t>
-      </w:r>
-      <w:proofErr w:type="gramEnd"/>
-      <w:r>
-        <w:t xml:space="preserve"> WHERE name </w:t>
-      </w:r>
-      <w:proofErr w:type="gramStart"/>
-      <w:r>
-        <w:t>= ?</w:t>
-      </w:r>
-      <w:proofErr w:type="gramEnd"/>
-      <w:r>
-        <w:t>.</w:t>
+        <w:t xml:space="preserve"> You must add two new intents: sell_stock and restock_stock, along with SQL commands like UPDATE inventory SET quantity = quantity - ? WHERE name = ?.</w:t>
       </w:r>
     </w:p>
     <w:p>
@@ -269,15 +200,7 @@
         <w:t>What to Add:</w:t>
       </w:r>
       <w:r>
-        <w:t xml:space="preserve"> You need a secondary database table called </w:t>
-      </w:r>
-      <w:proofErr w:type="spellStart"/>
-      <w:r>
-        <w:t>sales_history</w:t>
-      </w:r>
-      <w:proofErr w:type="spellEnd"/>
-      <w:r>
-        <w:t xml:space="preserve"> to log every transaction with a timestamp so you can calculate the end-of-day report.</w:t>
+        <w:t xml:space="preserve"> You need a secondary database table called sales_history to log every transaction with a timestamp so you can calculate the end-of-day report.</w:t>
       </w:r>
     </w:p>
     <w:p>
@@ -325,15 +248,7 @@
     </w:p>
     <w:p>
       <w:r>
-        <w:t>Modify the webhook to handle actual WhatsApp voice notes (.</w:t>
-      </w:r>
-      <w:proofErr w:type="spellStart"/>
-      <w:r>
-        <w:t>ogg</w:t>
-      </w:r>
-      <w:proofErr w:type="spellEnd"/>
-      <w:r>
-        <w:t xml:space="preserve"> or .mp3 files sent by the user).</w:t>
+        <w:t>Modify the webhook to handle actual WhatsApp voice notes (.ogg or .mp3 files sent by the user).</w:t>
       </w:r>
     </w:p>
     <w:p>
@@ -387,23 +302,7 @@
     </w:p>
     <w:p>
       <w:r>
-        <w:t xml:space="preserve">Right now, the code uses hardcoded words to guess intent. You need to expand </w:t>
-      </w:r>
-      <w:proofErr w:type="spellStart"/>
-      <w:r>
-        <w:t>detect_</w:t>
-      </w:r>
-      <w:proofErr w:type="gramStart"/>
-      <w:r>
-        <w:t>intent</w:t>
-      </w:r>
-      <w:proofErr w:type="spellEnd"/>
-      <w:r>
-        <w:t>(</w:t>
-      </w:r>
-      <w:proofErr w:type="gramEnd"/>
-      <w:r>
-        <w:t>) to catch numbers and action words:</w:t>
+        <w:t>Right now, the code uses hardcoded words to guess intent. You need to expand detect_intent() to catch numbers and action words:</w:t>
       </w:r>
     </w:p>
     <w:p>
@@ -448,23 +347,7 @@
           <w:i/>
           <w:iCs/>
         </w:rPr>
-        <w:t>"</w:t>
-      </w:r>
-      <w:proofErr w:type="spellStart"/>
-      <w:r>
-        <w:rPr>
-          <w:i/>
-          <w:iCs/>
-        </w:rPr>
-        <w:t>punguza</w:t>
-      </w:r>
-      <w:proofErr w:type="spellEnd"/>
-      <w:r>
-        <w:rPr>
-          <w:i/>
-          <w:iCs/>
-        </w:rPr>
-        <w:t>"</w:t>
+        <w:t>"punguza"</w:t>
       </w:r>
       <w:r>
         <w:t xml:space="preserve">, or </w:t>
@@ -522,23 +405,7 @@
           <w:i/>
           <w:iCs/>
         </w:rPr>
-        <w:t>"</w:t>
-      </w:r>
-      <w:proofErr w:type="spellStart"/>
-      <w:r>
-        <w:rPr>
-          <w:i/>
-          <w:iCs/>
-        </w:rPr>
-        <w:t>ongeza</w:t>
-      </w:r>
-      <w:proofErr w:type="spellEnd"/>
-      <w:r>
-        <w:rPr>
-          <w:i/>
-          <w:iCs/>
-        </w:rPr>
-        <w:t>"</w:t>
+        <w:t>"ongeza"</w:t>
       </w:r>
       <w:r>
         <w:t xml:space="preserve">, or </w:t>
@@ -619,68 +486,18 @@
     </w:p>
     <w:p>
       <w:r>
-        <w:t xml:space="preserve">def </w:t>
-      </w:r>
-      <w:proofErr w:type="spellStart"/>
-      <w:r>
-        <w:t>update_</w:t>
-      </w:r>
-      <w:proofErr w:type="gramStart"/>
-      <w:r>
-        <w:t>stock</w:t>
-      </w:r>
-      <w:proofErr w:type="spellEnd"/>
-      <w:r>
-        <w:t>(</w:t>
-      </w:r>
-      <w:proofErr w:type="spellStart"/>
-      <w:proofErr w:type="gramEnd"/>
-      <w:r>
-        <w:t>product_name</w:t>
-      </w:r>
-      <w:proofErr w:type="spellEnd"/>
-      <w:r>
-        <w:t xml:space="preserve">, </w:t>
-      </w:r>
-      <w:proofErr w:type="spellStart"/>
-      <w:r>
-        <w:t>quantity_change</w:t>
-      </w:r>
-      <w:proofErr w:type="spellEnd"/>
-      <w:r>
-        <w:t>):</w:t>
-      </w:r>
-    </w:p>
-    <w:p>
-      <w:r>
-        <w:t xml:space="preserve">    # If </w:t>
-      </w:r>
-      <w:proofErr w:type="spellStart"/>
-      <w:r>
-        <w:t>quantity_change</w:t>
-      </w:r>
-      <w:proofErr w:type="spellEnd"/>
-      <w:r>
-        <w:t xml:space="preserve"> is negative, it's a sale. If positive, it's a restock.</w:t>
-      </w:r>
-    </w:p>
-    <w:p>
-      <w:r>
-        <w:t xml:space="preserve">    # Execute SQL: UPDATE inventory SET quantity = quantity </w:t>
-      </w:r>
-      <w:proofErr w:type="gramStart"/>
-      <w:r>
-        <w:t>+ ?</w:t>
-      </w:r>
-      <w:proofErr w:type="gramEnd"/>
-      <w:r>
-        <w:t xml:space="preserve"> WHERE name </w:t>
-      </w:r>
-      <w:proofErr w:type="gramStart"/>
-      <w:r>
-        <w:t>= ?</w:t>
-      </w:r>
-      <w:proofErr w:type="gramEnd"/>
+        <w:t>def update_stock(product_name, quantity_change):</w:t>
+      </w:r>
+    </w:p>
+    <w:p>
+      <w:r>
+        <w:t xml:space="preserve">    # If quantity_change is negative, it's a sale. If positive, it's a restock.</w:t>
+      </w:r>
+    </w:p>
+    <w:p>
+      <w:r>
+        <w:t xml:space="preserve">    # Execute SQL: UPDATE inventory SET quantity = quantity + ? WHERE name = ?</w:t>
+      </w:r>
     </w:p>
     <w:p>
       <w:pPr>
@@ -699,23 +516,7 @@
     </w:p>
     <w:p>
       <w:r>
-        <w:t xml:space="preserve">Create a function called </w:t>
-      </w:r>
-      <w:proofErr w:type="spellStart"/>
-      <w:r>
-        <w:t>generate_daily_</w:t>
-      </w:r>
-      <w:proofErr w:type="gramStart"/>
-      <w:r>
-        <w:t>report</w:t>
-      </w:r>
-      <w:proofErr w:type="spellEnd"/>
-      <w:r>
-        <w:t>(</w:t>
-      </w:r>
-      <w:proofErr w:type="gramEnd"/>
-      <w:r>
-        <w:t>). It should pull data from your inventory and transactions to calculate:</w:t>
+        <w:t>Create a function called generate_daily_report(). It should pull data from your inventory and transactions to calculate:</w:t>
       </w:r>
     </w:p>
     <w:p>
@@ -737,31 +538,7 @@
         </w:numPr>
       </w:pPr>
       <w:r>
-        <w:t>Total revenue generated ($\</w:t>
-      </w:r>
-      <w:proofErr w:type="gramStart"/>
-      <w:r>
-        <w:t>text{</w:t>
-      </w:r>
-      <w:proofErr w:type="gramEnd"/>
-      <w:r>
-        <w:t>Quantity} \times \</w:t>
-      </w:r>
-      <w:proofErr w:type="gramStart"/>
-      <w:r>
-        <w:t>text{</w:t>
-      </w:r>
-      <w:proofErr w:type="gramEnd"/>
-      <w:r>
-        <w:t xml:space="preserve">Unit </w:t>
-      </w:r>
-      <w:proofErr w:type="gramStart"/>
-      <w:r>
-        <w:t>Price}$</w:t>
-      </w:r>
-      <w:proofErr w:type="gramEnd"/>
-      <w:r>
-        <w:t>).</w:t>
+        <w:t>Total revenue generated ($\text{Quantity} \times \text{Unit Price}$).</w:t>
       </w:r>
     </w:p>
     <w:p>
@@ -772,15 +549,7 @@
         </w:numPr>
       </w:pPr>
       <w:r>
-        <w:t xml:space="preserve">Items that hit their </w:t>
-      </w:r>
-      <w:proofErr w:type="spellStart"/>
-      <w:r>
-        <w:t>reorder_level</w:t>
-      </w:r>
-      <w:proofErr w:type="spellEnd"/>
-      <w:r>
-        <w:t xml:space="preserve"> today.</w:t>
+        <w:t>Items that hit their reorder_level today.</w:t>
       </w:r>
     </w:p>
     <w:p>
@@ -913,23 +682,7 @@
                 <w:b/>
                 <w:bCs/>
               </w:rPr>
-              <w:t xml:space="preserve">What </w:t>
-            </w:r>
-            <w:proofErr w:type="spellStart"/>
-            <w:r>
-              <w:rPr>
-                <w:b/>
-                <w:bCs/>
-              </w:rPr>
-              <w:t>OmniVoice</w:t>
-            </w:r>
-            <w:proofErr w:type="spellEnd"/>
-            <w:r>
-              <w:rPr>
-                <w:b/>
-                <w:bCs/>
-              </w:rPr>
-              <w:t xml:space="preserve"> Must Deliver</w:t>
+              <w:t>What OmniVoice Must Deliver</w:t>
             </w:r>
           </w:p>
         </w:tc>
@@ -1400,7 +1153,6 @@
       <w:r>
         <w:t xml:space="preserve">, you should answer based on the two types of data </w:t>
       </w:r>
-      <w:proofErr w:type="spellStart"/>
       <w:r>
         <w:rPr>
           <w:b/>
@@ -1408,7 +1160,6 @@
         </w:rPr>
         <w:t>OmniVoice</w:t>
       </w:r>
-      <w:proofErr w:type="spellEnd"/>
       <w:r>
         <w:t xml:space="preserve"> uses: </w:t>
       </w:r>
@@ -1491,15 +1242,7 @@
         <w:t>provided by the shopkeeper</w:t>
       </w:r>
       <w:r>
-        <w:t xml:space="preserve"> when they first open the app, or it is simulated using common local shop templates. In your college code, this data was pre-populated as a sample list inside the local SQLite database (</w:t>
-      </w:r>
-      <w:proofErr w:type="spellStart"/>
-      <w:r>
-        <w:t>inventory.db</w:t>
-      </w:r>
-      <w:proofErr w:type="spellEnd"/>
-      <w:r>
-        <w:t>).</w:t>
+        <w:t xml:space="preserve"> when they first open the app, or it is simulated using common local shop templates. In your college code, this data was pre-populated as a sample list inside the local SQLite database (inventory.db).</w:t>
       </w:r>
     </w:p>
     <w:p>
@@ -1640,15 +1383,7 @@
         <w:t>Unstructured Data (The Input):</w:t>
       </w:r>
       <w:r>
-        <w:t xml:space="preserve"> The raw .</w:t>
-      </w:r>
-      <w:proofErr w:type="spellStart"/>
-      <w:r>
-        <w:t>ogg</w:t>
-      </w:r>
-      <w:proofErr w:type="spellEnd"/>
-      <w:r>
-        <w:t xml:space="preserve"> or .mp3 audio voice notes sent by the shopkeeper via WhatsApp.</w:t>
+        <w:t xml:space="preserve"> The raw .ogg or .mp3 audio voice notes sent by the shopkeeper via WhatsApp.</w:t>
       </w:r>
     </w:p>
     <w:p>
@@ -2237,7 +1972,6 @@
       <w:r>
         <w:t xml:space="preserve">This is where you need to gently correct a common misconception. For a project like </w:t>
       </w:r>
-      <w:proofErr w:type="spellStart"/>
       <w:r>
         <w:rPr>
           <w:b/>
@@ -2245,7 +1979,6 @@
         </w:rPr>
         <w:t>OmniVoice</w:t>
       </w:r>
-      <w:proofErr w:type="spellEnd"/>
       <w:r>
         <w:t xml:space="preserve">, traditional machine learning algorithms like </w:t>
       </w:r>
@@ -2430,15 +2163,7 @@
         <w:t>rule-based keyword matching algorithm</w:t>
       </w:r>
       <w:r>
-        <w:t xml:space="preserve"> (using Python text checks like if 'low' in </w:t>
-      </w:r>
-      <w:proofErr w:type="spellStart"/>
-      <w:r>
-        <w:t>text_lower</w:t>
-      </w:r>
-      <w:proofErr w:type="spellEnd"/>
-      <w:r>
-        <w:t>).</w:t>
+        <w:t xml:space="preserve"> (using Python text checks like if 'low' in text_lower).</w:t>
       </w:r>
     </w:p>
     <w:p>
@@ -2557,7 +2282,6 @@
         </w:rPr>
         <w:t xml:space="preserve">"No, because this is an Audio NLP problem rather than a tabular classification problem. Instead of traditional machine learning like Random Forest, </w:t>
       </w:r>
-      <w:proofErr w:type="spellStart"/>
       <w:r>
         <w:rPr>
           <w:b/>
@@ -2567,7 +2291,6 @@
         </w:rPr>
         <w:t>OmniVoice</w:t>
       </w:r>
-      <w:proofErr w:type="spellEnd"/>
       <w:r>
         <w:rPr>
           <w:i/>
@@ -2718,23 +2441,7 @@
         <w:t>simulated baseline metrics</w:t>
       </w:r>
       <w:r>
-        <w:t>. You hardcoded these specific numbers into the SQLite database setup (</w:t>
-      </w:r>
-      <w:proofErr w:type="spellStart"/>
-      <w:r>
-        <w:t>init_</w:t>
-      </w:r>
-      <w:proofErr w:type="gramStart"/>
-      <w:r>
-        <w:t>db</w:t>
-      </w:r>
-      <w:proofErr w:type="spellEnd"/>
-      <w:r>
-        <w:t>(</w:t>
-      </w:r>
-      <w:proofErr w:type="gramEnd"/>
-      <w:r>
-        <w:t>)) to create an immediate "low-stock" scenario for your presentation.</w:t>
+        <w:t>. You hardcoded these specific numbers into the SQLite database setup (init_db()) to create an immediate "low-stock" scenario for your presentation.</w:t>
       </w:r>
     </w:p>
     <w:p>
@@ -2764,7 +2471,6 @@
       <w:r>
         <w:t xml:space="preserve"> to 2 units with a reorder level of 10 so that you could immediately demo the voice feature where </w:t>
       </w:r>
-      <w:proofErr w:type="spellStart"/>
       <w:r>
         <w:rPr>
           <w:b/>
@@ -2772,7 +2478,6 @@
         </w:rPr>
         <w:t>OmniVoice</w:t>
       </w:r>
-      <w:proofErr w:type="spellEnd"/>
       <w:r>
         <w:t xml:space="preserve"> warns the blind shopkeeper that beans are running out.</w:t>
       </w:r>
@@ -2824,7 +2529,6 @@
       <w:r>
         <w:t xml:space="preserve"> The first time they open </w:t>
       </w:r>
-      <w:proofErr w:type="spellStart"/>
       <w:r>
         <w:rPr>
           <w:b/>
@@ -2832,7 +2536,6 @@
         </w:rPr>
         <w:t>OmniVoice</w:t>
       </w:r>
-      <w:proofErr w:type="spellEnd"/>
       <w:r>
         <w:t xml:space="preserve">, the AI speaks: </w:t>
       </w:r>
@@ -2841,23 +2544,7 @@
           <w:i/>
           <w:iCs/>
         </w:rPr>
-        <w:t xml:space="preserve">"Welcome to </w:t>
-      </w:r>
-      <w:proofErr w:type="spellStart"/>
-      <w:r>
-        <w:rPr>
-          <w:i/>
-          <w:iCs/>
-        </w:rPr>
-        <w:t>OmniVoice</w:t>
-      </w:r>
-      <w:proofErr w:type="spellEnd"/>
-      <w:r>
-        <w:rPr>
-          <w:i/>
-          <w:iCs/>
-        </w:rPr>
-        <w:t>. Let's set up your shop. What is the first item you sell?"</w:t>
+        <w:t>"Welcome to OmniVoice. Let's set up your shop. What is the first item you sell?"</w:t>
       </w:r>
     </w:p>
     <w:p>
@@ -2949,7 +2636,6 @@
         </w:rPr>
         <w:t xml:space="preserve">"As you can see in our database, we have populated </w:t>
       </w:r>
-      <w:proofErr w:type="spellStart"/>
       <w:r>
         <w:rPr>
           <w:b/>
@@ -2959,7 +2645,6 @@
         </w:rPr>
         <w:t>OmniVoice</w:t>
       </w:r>
-      <w:proofErr w:type="spellEnd"/>
       <w:r>
         <w:rPr>
           <w:i/>
@@ -2967,7 +2652,6 @@
         </w:rPr>
         <w:t xml:space="preserve"> with typical local inventory items like Ugali Flour, Sugar, and Rice. We intentionally set the starting quantity of Beans to a dangerously low level of 2 units. We did this to demonstrate how </w:t>
       </w:r>
-      <w:proofErr w:type="spellStart"/>
       <w:r>
         <w:rPr>
           <w:b/>
@@ -2977,7 +2661,6 @@
         </w:rPr>
         <w:t>OmniVoice</w:t>
       </w:r>
-      <w:proofErr w:type="spellEnd"/>
       <w:r>
         <w:rPr>
           <w:i/>
@@ -2992,6 +2675,1612 @@
       </w:r>
     </w:p>
     <w:p/>
+    <w:p/>
+    <w:p>
+      <w:pPr>
+        <w:rPr>
+          <w:b/>
+          <w:bCs/>
+        </w:rPr>
+      </w:pPr>
+      <w:r>
+        <w:rPr>
+          <w:rFonts w:ascii="Segoe UI Emoji" w:hAnsi="Segoe UI Emoji" w:cs="Segoe UI Emoji"/>
+          <w:b/>
+          <w:bCs/>
+        </w:rPr>
+        <w:t>🛒</w:t>
+      </w:r>
+      <w:r>
+        <w:rPr>
+          <w:b/>
+          <w:bCs/>
+        </w:rPr>
+        <w:t xml:space="preserve"> The Standardized Inventory Dataset</w:t>
+      </w:r>
+    </w:p>
+    <w:p>
+      <w:r>
+        <w:lastRenderedPageBreak/>
+        <w:t xml:space="preserve">For your hackathon presentation, we are expanding the inventory from the original 4 basic items to </w:t>
+      </w:r>
+      <w:r>
+        <w:rPr>
+          <w:b/>
+          <w:bCs/>
+        </w:rPr>
+        <w:t>7 standard fast-moving consumer goods (FMCG)</w:t>
+      </w:r>
+      <w:r>
+        <w:t>. This includes products that require tracking by distinct units (like packets or loaves) vs. weight measurements (like kilograms).</w:t>
+      </w:r>
+    </w:p>
+    <w:p>
+      <w:r>
+        <w:t xml:space="preserve">We have also deliberately set </w:t>
+      </w:r>
+      <w:r>
+        <w:rPr>
+          <w:b/>
+          <w:bCs/>
+        </w:rPr>
+        <w:t>Beans</w:t>
+      </w:r>
+      <w:r>
+        <w:t xml:space="preserve"> and </w:t>
+      </w:r>
+      <w:r>
+        <w:rPr>
+          <w:b/>
+          <w:bCs/>
+        </w:rPr>
+        <w:t>Ugali Flour</w:t>
+      </w:r>
+      <w:r>
+        <w:t xml:space="preserve"> below or right at their reorder levels so your live demo can instantly showcase the voice warning system.</w:t>
+      </w:r>
+    </w:p>
+    <w:tbl>
+      <w:tblPr>
+        <w:tblW w:w="0" w:type="auto"/>
+        <w:tblCellSpacing w:w="15" w:type="dxa"/>
+        <w:tblCellMar>
+          <w:top w:w="15" w:type="dxa"/>
+          <w:left w:w="15" w:type="dxa"/>
+          <w:bottom w:w="15" w:type="dxa"/>
+          <w:right w:w="15" w:type="dxa"/>
+        </w:tblCellMar>
+        <w:tblLook w:val="04A0" w:firstRow="1" w:lastRow="0" w:firstColumn="1" w:lastColumn="0" w:noHBand="0" w:noVBand="1"/>
+      </w:tblPr>
+      <w:tblGrid>
+        <w:gridCol w:w="1379"/>
+        <w:gridCol w:w="1498"/>
+        <w:gridCol w:w="1860"/>
+        <w:gridCol w:w="2113"/>
+        <w:gridCol w:w="2494"/>
+      </w:tblGrid>
+      <w:tr>
+        <w:trPr>
+          <w:tblHeader/>
+          <w:tblCellSpacing w:w="15" w:type="dxa"/>
+        </w:trPr>
+        <w:tc>
+          <w:tcPr>
+            <w:tcW w:w="0" w:type="auto"/>
+            <w:tcBorders>
+              <w:top w:val="single" w:sz="6" w:space="0" w:color="C4C7C5"/>
+              <w:left w:val="single" w:sz="6" w:space="0" w:color="C4C7C5"/>
+              <w:bottom w:val="single" w:sz="6" w:space="0" w:color="C4C7C5"/>
+              <w:right w:val="single" w:sz="6" w:space="0" w:color="C4C7C5"/>
+            </w:tcBorders>
+            <w:tcMar>
+              <w:top w:w="120" w:type="dxa"/>
+              <w:left w:w="180" w:type="dxa"/>
+              <w:bottom w:w="120" w:type="dxa"/>
+              <w:right w:w="180" w:type="dxa"/>
+            </w:tcMar>
+            <w:vAlign w:val="center"/>
+            <w:hideMark/>
+          </w:tcPr>
+          <w:p>
+            <w:r>
+              <w:rPr>
+                <w:b/>
+                <w:bCs/>
+              </w:rPr>
+              <w:t>Product Name</w:t>
+            </w:r>
+          </w:p>
+        </w:tc>
+        <w:tc>
+          <w:tcPr>
+            <w:tcW w:w="0" w:type="auto"/>
+            <w:tcBorders>
+              <w:top w:val="single" w:sz="6" w:space="0" w:color="C4C7C5"/>
+              <w:left w:val="single" w:sz="6" w:space="0" w:color="C4C7C5"/>
+              <w:bottom w:val="single" w:sz="6" w:space="0" w:color="C4C7C5"/>
+              <w:right w:val="single" w:sz="6" w:space="0" w:color="C4C7C5"/>
+            </w:tcBorders>
+            <w:tcMar>
+              <w:top w:w="120" w:type="dxa"/>
+              <w:left w:w="180" w:type="dxa"/>
+              <w:bottom w:w="120" w:type="dxa"/>
+              <w:right w:w="180" w:type="dxa"/>
+            </w:tcMar>
+            <w:vAlign w:val="center"/>
+            <w:hideMark/>
+          </w:tcPr>
+          <w:p>
+            <w:r>
+              <w:rPr>
+                <w:b/>
+                <w:bCs/>
+              </w:rPr>
+              <w:t>Current Quantity</w:t>
+            </w:r>
+          </w:p>
+        </w:tc>
+        <w:tc>
+          <w:tcPr>
+            <w:tcW w:w="0" w:type="auto"/>
+            <w:tcBorders>
+              <w:top w:val="single" w:sz="6" w:space="0" w:color="C4C7C5"/>
+              <w:left w:val="single" w:sz="6" w:space="0" w:color="C4C7C5"/>
+              <w:bottom w:val="single" w:sz="6" w:space="0" w:color="C4C7C5"/>
+              <w:right w:val="single" w:sz="6" w:space="0" w:color="C4C7C5"/>
+            </w:tcBorders>
+            <w:tcMar>
+              <w:top w:w="120" w:type="dxa"/>
+              <w:left w:w="180" w:type="dxa"/>
+              <w:bottom w:w="120" w:type="dxa"/>
+              <w:right w:w="180" w:type="dxa"/>
+            </w:tcMar>
+            <w:vAlign w:val="center"/>
+            <w:hideMark/>
+          </w:tcPr>
+          <w:p>
+            <w:r>
+              <w:rPr>
+                <w:b/>
+                <w:bCs/>
+              </w:rPr>
+              <w:t>Unit Price (in Local Currency)</w:t>
+            </w:r>
+          </w:p>
+        </w:tc>
+        <w:tc>
+          <w:tcPr>
+            <w:tcW w:w="0" w:type="auto"/>
+            <w:tcBorders>
+              <w:top w:val="single" w:sz="6" w:space="0" w:color="C4C7C5"/>
+              <w:left w:val="single" w:sz="6" w:space="0" w:color="C4C7C5"/>
+              <w:bottom w:val="single" w:sz="6" w:space="0" w:color="C4C7C5"/>
+              <w:right w:val="single" w:sz="6" w:space="0" w:color="C4C7C5"/>
+            </w:tcBorders>
+            <w:tcMar>
+              <w:top w:w="120" w:type="dxa"/>
+              <w:left w:w="180" w:type="dxa"/>
+              <w:bottom w:w="120" w:type="dxa"/>
+              <w:right w:w="180" w:type="dxa"/>
+            </w:tcMar>
+            <w:vAlign w:val="center"/>
+            <w:hideMark/>
+          </w:tcPr>
+          <w:p>
+            <w:r>
+              <w:rPr>
+                <w:b/>
+                <w:bCs/>
+              </w:rPr>
+              <w:t>Reorder Threshold (Low Stock Trigger)</w:t>
+            </w:r>
+          </w:p>
+        </w:tc>
+        <w:tc>
+          <w:tcPr>
+            <w:tcW w:w="0" w:type="auto"/>
+            <w:tcBorders>
+              <w:top w:val="single" w:sz="6" w:space="0" w:color="C4C7C5"/>
+              <w:left w:val="single" w:sz="6" w:space="0" w:color="C4C7C5"/>
+              <w:bottom w:val="single" w:sz="6" w:space="0" w:color="C4C7C5"/>
+              <w:right w:val="single" w:sz="6" w:space="0" w:color="C4C7C5"/>
+            </w:tcBorders>
+            <w:tcMar>
+              <w:top w:w="120" w:type="dxa"/>
+              <w:left w:w="180" w:type="dxa"/>
+              <w:bottom w:w="120" w:type="dxa"/>
+              <w:right w:w="180" w:type="dxa"/>
+            </w:tcMar>
+            <w:vAlign w:val="center"/>
+            <w:hideMark/>
+          </w:tcPr>
+          <w:p>
+            <w:r>
+              <w:rPr>
+                <w:b/>
+                <w:bCs/>
+              </w:rPr>
+              <w:t>Why it’s in your demo</w:t>
+            </w:r>
+          </w:p>
+        </w:tc>
+      </w:tr>
+      <w:tr>
+        <w:trPr>
+          <w:tblCellSpacing w:w="15" w:type="dxa"/>
+        </w:trPr>
+        <w:tc>
+          <w:tcPr>
+            <w:tcW w:w="0" w:type="auto"/>
+            <w:tcBorders>
+              <w:top w:val="single" w:sz="6" w:space="0" w:color="C4C7C5"/>
+              <w:left w:val="single" w:sz="6" w:space="0" w:color="C4C7C5"/>
+              <w:bottom w:val="single" w:sz="6" w:space="0" w:color="C4C7C5"/>
+              <w:right w:val="single" w:sz="6" w:space="0" w:color="C4C7C5"/>
+            </w:tcBorders>
+            <w:tcMar>
+              <w:top w:w="120" w:type="dxa"/>
+              <w:left w:w="180" w:type="dxa"/>
+              <w:bottom w:w="120" w:type="dxa"/>
+              <w:right w:w="180" w:type="dxa"/>
+            </w:tcMar>
+            <w:vAlign w:val="center"/>
+            <w:hideMark/>
+          </w:tcPr>
+          <w:p>
+            <w:r>
+              <w:rPr>
+                <w:b/>
+                <w:bCs/>
+              </w:rPr>
+              <w:t>Rice</w:t>
+            </w:r>
+          </w:p>
+        </w:tc>
+        <w:tc>
+          <w:tcPr>
+            <w:tcW w:w="0" w:type="auto"/>
+            <w:tcBorders>
+              <w:top w:val="single" w:sz="6" w:space="0" w:color="C4C7C5"/>
+              <w:left w:val="single" w:sz="6" w:space="0" w:color="C4C7C5"/>
+              <w:bottom w:val="single" w:sz="6" w:space="0" w:color="C4C7C5"/>
+              <w:right w:val="single" w:sz="6" w:space="0" w:color="C4C7C5"/>
+            </w:tcBorders>
+            <w:tcMar>
+              <w:top w:w="120" w:type="dxa"/>
+              <w:left w:w="180" w:type="dxa"/>
+              <w:bottom w:w="120" w:type="dxa"/>
+              <w:right w:w="180" w:type="dxa"/>
+            </w:tcMar>
+            <w:vAlign w:val="center"/>
+            <w:hideMark/>
+          </w:tcPr>
+          <w:p>
+            <w:r>
+              <w:t>25</w:t>
+            </w:r>
+          </w:p>
+        </w:tc>
+        <w:tc>
+          <w:tcPr>
+            <w:tcW w:w="0" w:type="auto"/>
+            <w:tcBorders>
+              <w:top w:val="single" w:sz="6" w:space="0" w:color="C4C7C5"/>
+              <w:left w:val="single" w:sz="6" w:space="0" w:color="C4C7C5"/>
+              <w:bottom w:val="single" w:sz="6" w:space="0" w:color="C4C7C5"/>
+              <w:right w:val="single" w:sz="6" w:space="0" w:color="C4C7C5"/>
+            </w:tcBorders>
+            <w:tcMar>
+              <w:top w:w="120" w:type="dxa"/>
+              <w:left w:w="180" w:type="dxa"/>
+              <w:bottom w:w="120" w:type="dxa"/>
+              <w:right w:w="180" w:type="dxa"/>
+            </w:tcMar>
+            <w:vAlign w:val="center"/>
+            <w:hideMark/>
+          </w:tcPr>
+          <w:p>
+            <w:r>
+              <w:t>120</w:t>
+            </w:r>
+          </w:p>
+        </w:tc>
+        <w:tc>
+          <w:tcPr>
+            <w:tcW w:w="0" w:type="auto"/>
+            <w:tcBorders>
+              <w:top w:val="single" w:sz="6" w:space="0" w:color="C4C7C5"/>
+              <w:left w:val="single" w:sz="6" w:space="0" w:color="C4C7C5"/>
+              <w:bottom w:val="single" w:sz="6" w:space="0" w:color="C4C7C5"/>
+              <w:right w:val="single" w:sz="6" w:space="0" w:color="C4C7C5"/>
+            </w:tcBorders>
+            <w:tcMar>
+              <w:top w:w="120" w:type="dxa"/>
+              <w:left w:w="180" w:type="dxa"/>
+              <w:bottom w:w="120" w:type="dxa"/>
+              <w:right w:w="180" w:type="dxa"/>
+            </w:tcMar>
+            <w:vAlign w:val="center"/>
+            <w:hideMark/>
+          </w:tcPr>
+          <w:p>
+            <w:r>
+              <w:t>10</w:t>
+            </w:r>
+          </w:p>
+        </w:tc>
+        <w:tc>
+          <w:tcPr>
+            <w:tcW w:w="0" w:type="auto"/>
+            <w:tcBorders>
+              <w:top w:val="single" w:sz="6" w:space="0" w:color="C4C7C5"/>
+              <w:left w:val="single" w:sz="6" w:space="0" w:color="C4C7C5"/>
+              <w:bottom w:val="single" w:sz="6" w:space="0" w:color="C4C7C5"/>
+              <w:right w:val="single" w:sz="6" w:space="0" w:color="C4C7C5"/>
+            </w:tcBorders>
+            <w:tcMar>
+              <w:top w:w="120" w:type="dxa"/>
+              <w:left w:w="180" w:type="dxa"/>
+              <w:bottom w:w="120" w:type="dxa"/>
+              <w:right w:w="180" w:type="dxa"/>
+            </w:tcMar>
+            <w:vAlign w:val="center"/>
+            <w:hideMark/>
+          </w:tcPr>
+          <w:p>
+            <w:r>
+              <w:t>Standard stable item.</w:t>
+            </w:r>
+          </w:p>
+        </w:tc>
+      </w:tr>
+      <w:tr>
+        <w:trPr>
+          <w:tblCellSpacing w:w="15" w:type="dxa"/>
+        </w:trPr>
+        <w:tc>
+          <w:tcPr>
+            <w:tcW w:w="0" w:type="auto"/>
+            <w:tcBorders>
+              <w:top w:val="single" w:sz="6" w:space="0" w:color="C4C7C5"/>
+              <w:left w:val="single" w:sz="6" w:space="0" w:color="C4C7C5"/>
+              <w:bottom w:val="single" w:sz="6" w:space="0" w:color="C4C7C5"/>
+              <w:right w:val="single" w:sz="6" w:space="0" w:color="C4C7C5"/>
+            </w:tcBorders>
+            <w:tcMar>
+              <w:top w:w="120" w:type="dxa"/>
+              <w:left w:w="180" w:type="dxa"/>
+              <w:bottom w:w="120" w:type="dxa"/>
+              <w:right w:w="180" w:type="dxa"/>
+            </w:tcMar>
+            <w:vAlign w:val="center"/>
+            <w:hideMark/>
+          </w:tcPr>
+          <w:p>
+            <w:r>
+              <w:rPr>
+                <w:b/>
+                <w:bCs/>
+              </w:rPr>
+              <w:t>Sugar</w:t>
+            </w:r>
+          </w:p>
+        </w:tc>
+        <w:tc>
+          <w:tcPr>
+            <w:tcW w:w="0" w:type="auto"/>
+            <w:tcBorders>
+              <w:top w:val="single" w:sz="6" w:space="0" w:color="C4C7C5"/>
+              <w:left w:val="single" w:sz="6" w:space="0" w:color="C4C7C5"/>
+              <w:bottom w:val="single" w:sz="6" w:space="0" w:color="C4C7C5"/>
+              <w:right w:val="single" w:sz="6" w:space="0" w:color="C4C7C5"/>
+            </w:tcBorders>
+            <w:tcMar>
+              <w:top w:w="120" w:type="dxa"/>
+              <w:left w:w="180" w:type="dxa"/>
+              <w:bottom w:w="120" w:type="dxa"/>
+              <w:right w:w="180" w:type="dxa"/>
+            </w:tcMar>
+            <w:vAlign w:val="center"/>
+            <w:hideMark/>
+          </w:tcPr>
+          <w:p>
+            <w:r>
+              <w:t>30</w:t>
+            </w:r>
+          </w:p>
+        </w:tc>
+        <w:tc>
+          <w:tcPr>
+            <w:tcW w:w="0" w:type="auto"/>
+            <w:tcBorders>
+              <w:top w:val="single" w:sz="6" w:space="0" w:color="C4C7C5"/>
+              <w:left w:val="single" w:sz="6" w:space="0" w:color="C4C7C5"/>
+              <w:bottom w:val="single" w:sz="6" w:space="0" w:color="C4C7C5"/>
+              <w:right w:val="single" w:sz="6" w:space="0" w:color="C4C7C5"/>
+            </w:tcBorders>
+            <w:tcMar>
+              <w:top w:w="120" w:type="dxa"/>
+              <w:left w:w="180" w:type="dxa"/>
+              <w:bottom w:w="120" w:type="dxa"/>
+              <w:right w:w="180" w:type="dxa"/>
+            </w:tcMar>
+            <w:vAlign w:val="center"/>
+            <w:hideMark/>
+          </w:tcPr>
+          <w:p>
+            <w:r>
+              <w:t>140</w:t>
+            </w:r>
+          </w:p>
+        </w:tc>
+        <w:tc>
+          <w:tcPr>
+            <w:tcW w:w="0" w:type="auto"/>
+            <w:tcBorders>
+              <w:top w:val="single" w:sz="6" w:space="0" w:color="C4C7C5"/>
+              <w:left w:val="single" w:sz="6" w:space="0" w:color="C4C7C5"/>
+              <w:bottom w:val="single" w:sz="6" w:space="0" w:color="C4C7C5"/>
+              <w:right w:val="single" w:sz="6" w:space="0" w:color="C4C7C5"/>
+            </w:tcBorders>
+            <w:tcMar>
+              <w:top w:w="120" w:type="dxa"/>
+              <w:left w:w="180" w:type="dxa"/>
+              <w:bottom w:w="120" w:type="dxa"/>
+              <w:right w:w="180" w:type="dxa"/>
+            </w:tcMar>
+            <w:vAlign w:val="center"/>
+            <w:hideMark/>
+          </w:tcPr>
+          <w:p>
+            <w:r>
+              <w:t>8</w:t>
+            </w:r>
+          </w:p>
+        </w:tc>
+        <w:tc>
+          <w:tcPr>
+            <w:tcW w:w="0" w:type="auto"/>
+            <w:tcBorders>
+              <w:top w:val="single" w:sz="6" w:space="0" w:color="C4C7C5"/>
+              <w:left w:val="single" w:sz="6" w:space="0" w:color="C4C7C5"/>
+              <w:bottom w:val="single" w:sz="6" w:space="0" w:color="C4C7C5"/>
+              <w:right w:val="single" w:sz="6" w:space="0" w:color="C4C7C5"/>
+            </w:tcBorders>
+            <w:tcMar>
+              <w:top w:w="120" w:type="dxa"/>
+              <w:left w:w="180" w:type="dxa"/>
+              <w:bottom w:w="120" w:type="dxa"/>
+              <w:right w:w="180" w:type="dxa"/>
+            </w:tcMar>
+            <w:vAlign w:val="center"/>
+            <w:hideMark/>
+          </w:tcPr>
+          <w:p>
+            <w:r>
+              <w:t>Great for demonstrating a rapid sale.</w:t>
+            </w:r>
+          </w:p>
+        </w:tc>
+      </w:tr>
+      <w:tr>
+        <w:trPr>
+          <w:tblCellSpacing w:w="15" w:type="dxa"/>
+        </w:trPr>
+        <w:tc>
+          <w:tcPr>
+            <w:tcW w:w="0" w:type="auto"/>
+            <w:tcBorders>
+              <w:top w:val="single" w:sz="6" w:space="0" w:color="C4C7C5"/>
+              <w:left w:val="single" w:sz="6" w:space="0" w:color="C4C7C5"/>
+              <w:bottom w:val="single" w:sz="6" w:space="0" w:color="C4C7C5"/>
+              <w:right w:val="single" w:sz="6" w:space="0" w:color="C4C7C5"/>
+            </w:tcBorders>
+            <w:tcMar>
+              <w:top w:w="120" w:type="dxa"/>
+              <w:left w:w="180" w:type="dxa"/>
+              <w:bottom w:w="120" w:type="dxa"/>
+              <w:right w:w="180" w:type="dxa"/>
+            </w:tcMar>
+            <w:vAlign w:val="center"/>
+            <w:hideMark/>
+          </w:tcPr>
+          <w:p>
+            <w:r>
+              <w:rPr>
+                <w:b/>
+                <w:bCs/>
+              </w:rPr>
+              <w:t>Beans</w:t>
+            </w:r>
+          </w:p>
+        </w:tc>
+        <w:tc>
+          <w:tcPr>
+            <w:tcW w:w="0" w:type="auto"/>
+            <w:tcBorders>
+              <w:top w:val="single" w:sz="6" w:space="0" w:color="C4C7C5"/>
+              <w:left w:val="single" w:sz="6" w:space="0" w:color="C4C7C5"/>
+              <w:bottom w:val="single" w:sz="6" w:space="0" w:color="C4C7C5"/>
+              <w:right w:val="single" w:sz="6" w:space="0" w:color="C4C7C5"/>
+            </w:tcBorders>
+            <w:tcMar>
+              <w:top w:w="120" w:type="dxa"/>
+              <w:left w:w="180" w:type="dxa"/>
+              <w:bottom w:w="120" w:type="dxa"/>
+              <w:right w:w="180" w:type="dxa"/>
+            </w:tcMar>
+            <w:vAlign w:val="center"/>
+            <w:hideMark/>
+          </w:tcPr>
+          <w:p>
+            <w:r>
+              <w:t>3</w:t>
+            </w:r>
+          </w:p>
+        </w:tc>
+        <w:tc>
+          <w:tcPr>
+            <w:tcW w:w="0" w:type="auto"/>
+            <w:tcBorders>
+              <w:top w:val="single" w:sz="6" w:space="0" w:color="C4C7C5"/>
+              <w:left w:val="single" w:sz="6" w:space="0" w:color="C4C7C5"/>
+              <w:bottom w:val="single" w:sz="6" w:space="0" w:color="C4C7C5"/>
+              <w:right w:val="single" w:sz="6" w:space="0" w:color="C4C7C5"/>
+            </w:tcBorders>
+            <w:tcMar>
+              <w:top w:w="120" w:type="dxa"/>
+              <w:left w:w="180" w:type="dxa"/>
+              <w:bottom w:w="120" w:type="dxa"/>
+              <w:right w:w="180" w:type="dxa"/>
+            </w:tcMar>
+            <w:vAlign w:val="center"/>
+            <w:hideMark/>
+          </w:tcPr>
+          <w:p>
+            <w:r>
+              <w:t>180</w:t>
+            </w:r>
+          </w:p>
+        </w:tc>
+        <w:tc>
+          <w:tcPr>
+            <w:tcW w:w="0" w:type="auto"/>
+            <w:tcBorders>
+              <w:top w:val="single" w:sz="6" w:space="0" w:color="C4C7C5"/>
+              <w:left w:val="single" w:sz="6" w:space="0" w:color="C4C7C5"/>
+              <w:bottom w:val="single" w:sz="6" w:space="0" w:color="C4C7C5"/>
+              <w:right w:val="single" w:sz="6" w:space="0" w:color="C4C7C5"/>
+            </w:tcBorders>
+            <w:tcMar>
+              <w:top w:w="120" w:type="dxa"/>
+              <w:left w:w="180" w:type="dxa"/>
+              <w:bottom w:w="120" w:type="dxa"/>
+              <w:right w:w="180" w:type="dxa"/>
+            </w:tcMar>
+            <w:vAlign w:val="center"/>
+            <w:hideMark/>
+          </w:tcPr>
+          <w:p>
+            <w:r>
+              <w:t>10</w:t>
+            </w:r>
+          </w:p>
+        </w:tc>
+        <w:tc>
+          <w:tcPr>
+            <w:tcW w:w="0" w:type="auto"/>
+            <w:tcBorders>
+              <w:top w:val="single" w:sz="6" w:space="0" w:color="C4C7C5"/>
+              <w:left w:val="single" w:sz="6" w:space="0" w:color="C4C7C5"/>
+              <w:bottom w:val="single" w:sz="6" w:space="0" w:color="C4C7C5"/>
+              <w:right w:val="single" w:sz="6" w:space="0" w:color="C4C7C5"/>
+            </w:tcBorders>
+            <w:tcMar>
+              <w:top w:w="120" w:type="dxa"/>
+              <w:left w:w="180" w:type="dxa"/>
+              <w:bottom w:w="120" w:type="dxa"/>
+              <w:right w:w="180" w:type="dxa"/>
+            </w:tcMar>
+            <w:vAlign w:val="center"/>
+            <w:hideMark/>
+          </w:tcPr>
+          <w:p>
+            <w:r>
+              <w:rPr>
+                <w:b/>
+                <w:bCs/>
+              </w:rPr>
+              <w:t>Trigger item:</w:t>
+            </w:r>
+            <w:r>
+              <w:t xml:space="preserve"> Already low to show alerts.</w:t>
+            </w:r>
+          </w:p>
+        </w:tc>
+      </w:tr>
+      <w:tr>
+        <w:trPr>
+          <w:tblCellSpacing w:w="15" w:type="dxa"/>
+        </w:trPr>
+        <w:tc>
+          <w:tcPr>
+            <w:tcW w:w="0" w:type="auto"/>
+            <w:tcBorders>
+              <w:top w:val="single" w:sz="6" w:space="0" w:color="C4C7C5"/>
+              <w:left w:val="single" w:sz="6" w:space="0" w:color="C4C7C5"/>
+              <w:bottom w:val="single" w:sz="6" w:space="0" w:color="C4C7C5"/>
+              <w:right w:val="single" w:sz="6" w:space="0" w:color="C4C7C5"/>
+            </w:tcBorders>
+            <w:tcMar>
+              <w:top w:w="120" w:type="dxa"/>
+              <w:left w:w="180" w:type="dxa"/>
+              <w:bottom w:w="120" w:type="dxa"/>
+              <w:right w:w="180" w:type="dxa"/>
+            </w:tcMar>
+            <w:vAlign w:val="center"/>
+            <w:hideMark/>
+          </w:tcPr>
+          <w:p>
+            <w:r>
+              <w:rPr>
+                <w:b/>
+                <w:bCs/>
+              </w:rPr>
+              <w:t>Ugali Flour</w:t>
+            </w:r>
+          </w:p>
+        </w:tc>
+        <w:tc>
+          <w:tcPr>
+            <w:tcW w:w="0" w:type="auto"/>
+            <w:tcBorders>
+              <w:top w:val="single" w:sz="6" w:space="0" w:color="C4C7C5"/>
+              <w:left w:val="single" w:sz="6" w:space="0" w:color="C4C7C5"/>
+              <w:bottom w:val="single" w:sz="6" w:space="0" w:color="C4C7C5"/>
+              <w:right w:val="single" w:sz="6" w:space="0" w:color="C4C7C5"/>
+            </w:tcBorders>
+            <w:tcMar>
+              <w:top w:w="120" w:type="dxa"/>
+              <w:left w:w="180" w:type="dxa"/>
+              <w:bottom w:w="120" w:type="dxa"/>
+              <w:right w:w="180" w:type="dxa"/>
+            </w:tcMar>
+            <w:vAlign w:val="center"/>
+            <w:hideMark/>
+          </w:tcPr>
+          <w:p>
+            <w:r>
+              <w:t>5</w:t>
+            </w:r>
+          </w:p>
+        </w:tc>
+        <w:tc>
+          <w:tcPr>
+            <w:tcW w:w="0" w:type="auto"/>
+            <w:tcBorders>
+              <w:top w:val="single" w:sz="6" w:space="0" w:color="C4C7C5"/>
+              <w:left w:val="single" w:sz="6" w:space="0" w:color="C4C7C5"/>
+              <w:bottom w:val="single" w:sz="6" w:space="0" w:color="C4C7C5"/>
+              <w:right w:val="single" w:sz="6" w:space="0" w:color="C4C7C5"/>
+            </w:tcBorders>
+            <w:tcMar>
+              <w:top w:w="120" w:type="dxa"/>
+              <w:left w:w="180" w:type="dxa"/>
+              <w:bottom w:w="120" w:type="dxa"/>
+              <w:right w:w="180" w:type="dxa"/>
+            </w:tcMar>
+            <w:vAlign w:val="center"/>
+            <w:hideMark/>
+          </w:tcPr>
+          <w:p>
+            <w:r>
+              <w:t>200</w:t>
+            </w:r>
+          </w:p>
+        </w:tc>
+        <w:tc>
+          <w:tcPr>
+            <w:tcW w:w="0" w:type="auto"/>
+            <w:tcBorders>
+              <w:top w:val="single" w:sz="6" w:space="0" w:color="C4C7C5"/>
+              <w:left w:val="single" w:sz="6" w:space="0" w:color="C4C7C5"/>
+              <w:bottom w:val="single" w:sz="6" w:space="0" w:color="C4C7C5"/>
+              <w:right w:val="single" w:sz="6" w:space="0" w:color="C4C7C5"/>
+            </w:tcBorders>
+            <w:tcMar>
+              <w:top w:w="120" w:type="dxa"/>
+              <w:left w:w="180" w:type="dxa"/>
+              <w:bottom w:w="120" w:type="dxa"/>
+              <w:right w:w="180" w:type="dxa"/>
+            </w:tcMar>
+            <w:vAlign w:val="center"/>
+            <w:hideMark/>
+          </w:tcPr>
+          <w:p>
+            <w:r>
+              <w:t>5</w:t>
+            </w:r>
+          </w:p>
+        </w:tc>
+        <w:tc>
+          <w:tcPr>
+            <w:tcW w:w="0" w:type="auto"/>
+            <w:tcBorders>
+              <w:top w:val="single" w:sz="6" w:space="0" w:color="C4C7C5"/>
+              <w:left w:val="single" w:sz="6" w:space="0" w:color="C4C7C5"/>
+              <w:bottom w:val="single" w:sz="6" w:space="0" w:color="C4C7C5"/>
+              <w:right w:val="single" w:sz="6" w:space="0" w:color="C4C7C5"/>
+            </w:tcBorders>
+            <w:tcMar>
+              <w:top w:w="120" w:type="dxa"/>
+              <w:left w:w="180" w:type="dxa"/>
+              <w:bottom w:w="120" w:type="dxa"/>
+              <w:right w:w="180" w:type="dxa"/>
+            </w:tcMar>
+            <w:vAlign w:val="center"/>
+            <w:hideMark/>
+          </w:tcPr>
+          <w:p>
+            <w:r>
+              <w:rPr>
+                <w:b/>
+                <w:bCs/>
+              </w:rPr>
+              <w:t>Trigger item:</w:t>
+            </w:r>
+            <w:r>
+              <w:t xml:space="preserve"> Right at the threshold.</w:t>
+            </w:r>
+          </w:p>
+        </w:tc>
+      </w:tr>
+      <w:tr>
+        <w:trPr>
+          <w:tblCellSpacing w:w="15" w:type="dxa"/>
+        </w:trPr>
+        <w:tc>
+          <w:tcPr>
+            <w:tcW w:w="0" w:type="auto"/>
+            <w:tcBorders>
+              <w:top w:val="single" w:sz="6" w:space="0" w:color="C4C7C5"/>
+              <w:left w:val="single" w:sz="6" w:space="0" w:color="C4C7C5"/>
+              <w:bottom w:val="single" w:sz="6" w:space="0" w:color="C4C7C5"/>
+              <w:right w:val="single" w:sz="6" w:space="0" w:color="C4C7C5"/>
+            </w:tcBorders>
+            <w:tcMar>
+              <w:top w:w="120" w:type="dxa"/>
+              <w:left w:w="180" w:type="dxa"/>
+              <w:bottom w:w="120" w:type="dxa"/>
+              <w:right w:w="180" w:type="dxa"/>
+            </w:tcMar>
+            <w:vAlign w:val="center"/>
+            <w:hideMark/>
+          </w:tcPr>
+          <w:p>
+            <w:r>
+              <w:rPr>
+                <w:b/>
+                <w:bCs/>
+              </w:rPr>
+              <w:t>Milk</w:t>
+            </w:r>
+          </w:p>
+        </w:tc>
+        <w:tc>
+          <w:tcPr>
+            <w:tcW w:w="0" w:type="auto"/>
+            <w:tcBorders>
+              <w:top w:val="single" w:sz="6" w:space="0" w:color="C4C7C5"/>
+              <w:left w:val="single" w:sz="6" w:space="0" w:color="C4C7C5"/>
+              <w:bottom w:val="single" w:sz="6" w:space="0" w:color="C4C7C5"/>
+              <w:right w:val="single" w:sz="6" w:space="0" w:color="C4C7C5"/>
+            </w:tcBorders>
+            <w:tcMar>
+              <w:top w:w="120" w:type="dxa"/>
+              <w:left w:w="180" w:type="dxa"/>
+              <w:bottom w:w="120" w:type="dxa"/>
+              <w:right w:w="180" w:type="dxa"/>
+            </w:tcMar>
+            <w:vAlign w:val="center"/>
+            <w:hideMark/>
+          </w:tcPr>
+          <w:p>
+            <w:r>
+              <w:t>15</w:t>
+            </w:r>
+          </w:p>
+        </w:tc>
+        <w:tc>
+          <w:tcPr>
+            <w:tcW w:w="0" w:type="auto"/>
+            <w:tcBorders>
+              <w:top w:val="single" w:sz="6" w:space="0" w:color="C4C7C5"/>
+              <w:left w:val="single" w:sz="6" w:space="0" w:color="C4C7C5"/>
+              <w:bottom w:val="single" w:sz="6" w:space="0" w:color="C4C7C5"/>
+              <w:right w:val="single" w:sz="6" w:space="0" w:color="C4C7C5"/>
+            </w:tcBorders>
+            <w:tcMar>
+              <w:top w:w="120" w:type="dxa"/>
+              <w:left w:w="180" w:type="dxa"/>
+              <w:bottom w:w="120" w:type="dxa"/>
+              <w:right w:w="180" w:type="dxa"/>
+            </w:tcMar>
+            <w:vAlign w:val="center"/>
+            <w:hideMark/>
+          </w:tcPr>
+          <w:p>
+            <w:r>
+              <w:t>60</w:t>
+            </w:r>
+          </w:p>
+        </w:tc>
+        <w:tc>
+          <w:tcPr>
+            <w:tcW w:w="0" w:type="auto"/>
+            <w:tcBorders>
+              <w:top w:val="single" w:sz="6" w:space="0" w:color="C4C7C5"/>
+              <w:left w:val="single" w:sz="6" w:space="0" w:color="C4C7C5"/>
+              <w:bottom w:val="single" w:sz="6" w:space="0" w:color="C4C7C5"/>
+              <w:right w:val="single" w:sz="6" w:space="0" w:color="C4C7C5"/>
+            </w:tcBorders>
+            <w:tcMar>
+              <w:top w:w="120" w:type="dxa"/>
+              <w:left w:w="180" w:type="dxa"/>
+              <w:bottom w:w="120" w:type="dxa"/>
+              <w:right w:w="180" w:type="dxa"/>
+            </w:tcMar>
+            <w:vAlign w:val="center"/>
+            <w:hideMark/>
+          </w:tcPr>
+          <w:p>
+            <w:r>
+              <w:t>12</w:t>
+            </w:r>
+          </w:p>
+        </w:tc>
+        <w:tc>
+          <w:tcPr>
+            <w:tcW w:w="0" w:type="auto"/>
+            <w:tcBorders>
+              <w:top w:val="single" w:sz="6" w:space="0" w:color="C4C7C5"/>
+              <w:left w:val="single" w:sz="6" w:space="0" w:color="C4C7C5"/>
+              <w:bottom w:val="single" w:sz="6" w:space="0" w:color="C4C7C5"/>
+              <w:right w:val="single" w:sz="6" w:space="0" w:color="C4C7C5"/>
+            </w:tcBorders>
+            <w:tcMar>
+              <w:top w:w="120" w:type="dxa"/>
+              <w:left w:w="180" w:type="dxa"/>
+              <w:bottom w:w="120" w:type="dxa"/>
+              <w:right w:w="180" w:type="dxa"/>
+            </w:tcMar>
+            <w:vAlign w:val="center"/>
+            <w:hideMark/>
+          </w:tcPr>
+          <w:p>
+            <w:r>
+              <w:t>High-frequency daily morning item.</w:t>
+            </w:r>
+          </w:p>
+        </w:tc>
+      </w:tr>
+      <w:tr>
+        <w:trPr>
+          <w:tblCellSpacing w:w="15" w:type="dxa"/>
+        </w:trPr>
+        <w:tc>
+          <w:tcPr>
+            <w:tcW w:w="0" w:type="auto"/>
+            <w:tcBorders>
+              <w:top w:val="single" w:sz="6" w:space="0" w:color="C4C7C5"/>
+              <w:left w:val="single" w:sz="6" w:space="0" w:color="C4C7C5"/>
+              <w:bottom w:val="single" w:sz="6" w:space="0" w:color="C4C7C5"/>
+              <w:right w:val="single" w:sz="6" w:space="0" w:color="C4C7C5"/>
+            </w:tcBorders>
+            <w:tcMar>
+              <w:top w:w="120" w:type="dxa"/>
+              <w:left w:w="180" w:type="dxa"/>
+              <w:bottom w:w="120" w:type="dxa"/>
+              <w:right w:w="180" w:type="dxa"/>
+            </w:tcMar>
+            <w:vAlign w:val="center"/>
+            <w:hideMark/>
+          </w:tcPr>
+          <w:p>
+            <w:r>
+              <w:rPr>
+                <w:b/>
+                <w:bCs/>
+              </w:rPr>
+              <w:t>Bread</w:t>
+            </w:r>
+          </w:p>
+        </w:tc>
+        <w:tc>
+          <w:tcPr>
+            <w:tcW w:w="0" w:type="auto"/>
+            <w:tcBorders>
+              <w:top w:val="single" w:sz="6" w:space="0" w:color="C4C7C5"/>
+              <w:left w:val="single" w:sz="6" w:space="0" w:color="C4C7C5"/>
+              <w:bottom w:val="single" w:sz="6" w:space="0" w:color="C4C7C5"/>
+              <w:right w:val="single" w:sz="6" w:space="0" w:color="C4C7C5"/>
+            </w:tcBorders>
+            <w:tcMar>
+              <w:top w:w="120" w:type="dxa"/>
+              <w:left w:w="180" w:type="dxa"/>
+              <w:bottom w:w="120" w:type="dxa"/>
+              <w:right w:w="180" w:type="dxa"/>
+            </w:tcMar>
+            <w:vAlign w:val="center"/>
+            <w:hideMark/>
+          </w:tcPr>
+          <w:p>
+            <w:r>
+              <w:t>12</w:t>
+            </w:r>
+          </w:p>
+        </w:tc>
+        <w:tc>
+          <w:tcPr>
+            <w:tcW w:w="0" w:type="auto"/>
+            <w:tcBorders>
+              <w:top w:val="single" w:sz="6" w:space="0" w:color="C4C7C5"/>
+              <w:left w:val="single" w:sz="6" w:space="0" w:color="C4C7C5"/>
+              <w:bottom w:val="single" w:sz="6" w:space="0" w:color="C4C7C5"/>
+              <w:right w:val="single" w:sz="6" w:space="0" w:color="C4C7C5"/>
+            </w:tcBorders>
+            <w:tcMar>
+              <w:top w:w="120" w:type="dxa"/>
+              <w:left w:w="180" w:type="dxa"/>
+              <w:bottom w:w="120" w:type="dxa"/>
+              <w:right w:w="180" w:type="dxa"/>
+            </w:tcMar>
+            <w:vAlign w:val="center"/>
+            <w:hideMark/>
+          </w:tcPr>
+          <w:p>
+            <w:r>
+              <w:t>65</w:t>
+            </w:r>
+          </w:p>
+        </w:tc>
+        <w:tc>
+          <w:tcPr>
+            <w:tcW w:w="0" w:type="auto"/>
+            <w:tcBorders>
+              <w:top w:val="single" w:sz="6" w:space="0" w:color="C4C7C5"/>
+              <w:left w:val="single" w:sz="6" w:space="0" w:color="C4C7C5"/>
+              <w:bottom w:val="single" w:sz="6" w:space="0" w:color="C4C7C5"/>
+              <w:right w:val="single" w:sz="6" w:space="0" w:color="C4C7C5"/>
+            </w:tcBorders>
+            <w:tcMar>
+              <w:top w:w="120" w:type="dxa"/>
+              <w:left w:w="180" w:type="dxa"/>
+              <w:bottom w:w="120" w:type="dxa"/>
+              <w:right w:w="180" w:type="dxa"/>
+            </w:tcMar>
+            <w:vAlign w:val="center"/>
+            <w:hideMark/>
+          </w:tcPr>
+          <w:p>
+            <w:r>
+              <w:t>6</w:t>
+            </w:r>
+          </w:p>
+        </w:tc>
+        <w:tc>
+          <w:tcPr>
+            <w:tcW w:w="0" w:type="auto"/>
+            <w:tcBorders>
+              <w:top w:val="single" w:sz="6" w:space="0" w:color="C4C7C5"/>
+              <w:left w:val="single" w:sz="6" w:space="0" w:color="C4C7C5"/>
+              <w:bottom w:val="single" w:sz="6" w:space="0" w:color="C4C7C5"/>
+              <w:right w:val="single" w:sz="6" w:space="0" w:color="C4C7C5"/>
+            </w:tcBorders>
+            <w:tcMar>
+              <w:top w:w="120" w:type="dxa"/>
+              <w:left w:w="180" w:type="dxa"/>
+              <w:bottom w:w="120" w:type="dxa"/>
+              <w:right w:w="180" w:type="dxa"/>
+            </w:tcMar>
+            <w:vAlign w:val="center"/>
+            <w:hideMark/>
+          </w:tcPr>
+          <w:p>
+            <w:r>
+              <w:t>Daily fresh product.</w:t>
+            </w:r>
+          </w:p>
+        </w:tc>
+      </w:tr>
+      <w:tr>
+        <w:trPr>
+          <w:tblCellSpacing w:w="15" w:type="dxa"/>
+        </w:trPr>
+        <w:tc>
+          <w:tcPr>
+            <w:tcW w:w="0" w:type="auto"/>
+            <w:tcBorders>
+              <w:top w:val="single" w:sz="6" w:space="0" w:color="C4C7C5"/>
+              <w:left w:val="single" w:sz="6" w:space="0" w:color="C4C7C5"/>
+              <w:bottom w:val="single" w:sz="6" w:space="0" w:color="C4C7C5"/>
+              <w:right w:val="single" w:sz="6" w:space="0" w:color="C4C7C5"/>
+            </w:tcBorders>
+            <w:tcMar>
+              <w:top w:w="120" w:type="dxa"/>
+              <w:left w:w="180" w:type="dxa"/>
+              <w:bottom w:w="120" w:type="dxa"/>
+              <w:right w:w="180" w:type="dxa"/>
+            </w:tcMar>
+            <w:vAlign w:val="center"/>
+            <w:hideMark/>
+          </w:tcPr>
+          <w:p>
+            <w:r>
+              <w:rPr>
+                <w:b/>
+                <w:bCs/>
+              </w:rPr>
+              <w:t>Maize</w:t>
+            </w:r>
+          </w:p>
+        </w:tc>
+        <w:tc>
+          <w:tcPr>
+            <w:tcW w:w="0" w:type="auto"/>
+            <w:tcBorders>
+              <w:top w:val="single" w:sz="6" w:space="0" w:color="C4C7C5"/>
+              <w:left w:val="single" w:sz="6" w:space="0" w:color="C4C7C5"/>
+              <w:bottom w:val="single" w:sz="6" w:space="0" w:color="C4C7C5"/>
+              <w:right w:val="single" w:sz="6" w:space="0" w:color="C4C7C5"/>
+            </w:tcBorders>
+            <w:tcMar>
+              <w:top w:w="120" w:type="dxa"/>
+              <w:left w:w="180" w:type="dxa"/>
+              <w:bottom w:w="120" w:type="dxa"/>
+              <w:right w:w="180" w:type="dxa"/>
+            </w:tcMar>
+            <w:vAlign w:val="center"/>
+            <w:hideMark/>
+          </w:tcPr>
+          <w:p>
+            <w:r>
+              <w:t>40</w:t>
+            </w:r>
+          </w:p>
+        </w:tc>
+        <w:tc>
+          <w:tcPr>
+            <w:tcW w:w="0" w:type="auto"/>
+            <w:tcBorders>
+              <w:top w:val="single" w:sz="6" w:space="0" w:color="C4C7C5"/>
+              <w:left w:val="single" w:sz="6" w:space="0" w:color="C4C7C5"/>
+              <w:bottom w:val="single" w:sz="6" w:space="0" w:color="C4C7C5"/>
+              <w:right w:val="single" w:sz="6" w:space="0" w:color="C4C7C5"/>
+            </w:tcBorders>
+            <w:tcMar>
+              <w:top w:w="120" w:type="dxa"/>
+              <w:left w:w="180" w:type="dxa"/>
+              <w:bottom w:w="120" w:type="dxa"/>
+              <w:right w:w="180" w:type="dxa"/>
+            </w:tcMar>
+            <w:vAlign w:val="center"/>
+            <w:hideMark/>
+          </w:tcPr>
+          <w:p>
+            <w:r>
+              <w:t>90</w:t>
+            </w:r>
+          </w:p>
+        </w:tc>
+        <w:tc>
+          <w:tcPr>
+            <w:tcW w:w="0" w:type="auto"/>
+            <w:tcBorders>
+              <w:top w:val="single" w:sz="6" w:space="0" w:color="C4C7C5"/>
+              <w:left w:val="single" w:sz="6" w:space="0" w:color="C4C7C5"/>
+              <w:bottom w:val="single" w:sz="6" w:space="0" w:color="C4C7C5"/>
+              <w:right w:val="single" w:sz="6" w:space="0" w:color="C4C7C5"/>
+            </w:tcBorders>
+            <w:tcMar>
+              <w:top w:w="120" w:type="dxa"/>
+              <w:left w:w="180" w:type="dxa"/>
+              <w:bottom w:w="120" w:type="dxa"/>
+              <w:right w:w="180" w:type="dxa"/>
+            </w:tcMar>
+            <w:vAlign w:val="center"/>
+            <w:hideMark/>
+          </w:tcPr>
+          <w:p>
+            <w:r>
+              <w:t>15</w:t>
+            </w:r>
+          </w:p>
+        </w:tc>
+        <w:tc>
+          <w:tcPr>
+            <w:tcW w:w="0" w:type="auto"/>
+            <w:tcBorders>
+              <w:top w:val="single" w:sz="6" w:space="0" w:color="C4C7C5"/>
+              <w:left w:val="single" w:sz="6" w:space="0" w:color="C4C7C5"/>
+              <w:bottom w:val="single" w:sz="6" w:space="0" w:color="C4C7C5"/>
+              <w:right w:val="single" w:sz="6" w:space="0" w:color="C4C7C5"/>
+            </w:tcBorders>
+            <w:tcMar>
+              <w:top w:w="120" w:type="dxa"/>
+              <w:left w:w="180" w:type="dxa"/>
+              <w:bottom w:w="120" w:type="dxa"/>
+              <w:right w:w="180" w:type="dxa"/>
+            </w:tcMar>
+            <w:vAlign w:val="center"/>
+            <w:hideMark/>
+          </w:tcPr>
+          <w:p>
+            <w:r>
+              <w:t>Bulk weight inventory item.</w:t>
+            </w:r>
+          </w:p>
+        </w:tc>
+      </w:tr>
+    </w:tbl>
+    <w:p>
+      <w:pPr>
+        <w:rPr>
+          <w:b/>
+          <w:bCs/>
+        </w:rPr>
+      </w:pPr>
+      <w:r>
+        <w:rPr>
+          <w:rFonts w:ascii="Segoe UI Emoji" w:hAnsi="Segoe UI Emoji" w:cs="Segoe UI Emoji"/>
+          <w:b/>
+          <w:bCs/>
+        </w:rPr>
+        <w:t>💻</w:t>
+      </w:r>
+      <w:r>
+        <w:rPr>
+          <w:b/>
+          <w:bCs/>
+        </w:rPr>
+        <w:t xml:space="preserve"> The Complete OmniVoice Code (app.py)</w:t>
+      </w:r>
+    </w:p>
+    <w:p>
+      <w:r>
+        <w:t xml:space="preserve">This is the completely integrated, upgraded version of your college script. It handles downloading raw WhatsApp voice messages via Twilio, runs them locally through </w:t>
+      </w:r>
+      <w:r>
+        <w:rPr>
+          <w:b/>
+          <w:bCs/>
+        </w:rPr>
+        <w:t xml:space="preserve">OpenAI </w:t>
+      </w:r>
+      <w:r>
+        <w:rPr>
+          <w:b/>
+          <w:bCs/>
+        </w:rPr>
+        <w:lastRenderedPageBreak/>
+        <w:t>Whisper</w:t>
+      </w:r>
+      <w:r>
+        <w:t xml:space="preserve">, evaluates intents for reading </w:t>
+      </w:r>
+      <w:r>
+        <w:rPr>
+          <w:i/>
+          <w:iCs/>
+        </w:rPr>
+        <w:t>and</w:t>
+      </w:r>
+      <w:r>
+        <w:t xml:space="preserve"> writing data (selling and restocking), logs transaction details, and speaks back using </w:t>
+      </w:r>
+      <w:r>
+        <w:rPr>
+          <w:b/>
+          <w:bCs/>
+        </w:rPr>
+        <w:t>Google Text-to-Speech (gTTS)</w:t>
+      </w:r>
+      <w:r>
+        <w:t>.</w:t>
+      </w:r>
+    </w:p>
+    <w:p>
+      <w:pPr>
+        <w:rPr>
+          <w:b/>
+          <w:bCs/>
+        </w:rPr>
+      </w:pPr>
+      <w:r>
+        <w:rPr>
+          <w:rFonts w:ascii="Segoe UI Emoji" w:hAnsi="Segoe UI Emoji" w:cs="Segoe UI Emoji"/>
+          <w:b/>
+          <w:bCs/>
+        </w:rPr>
+        <w:t>📑</w:t>
+      </w:r>
+      <w:r>
+        <w:rPr>
+          <w:b/>
+          <w:bCs/>
+        </w:rPr>
+        <w:t xml:space="preserve"> Understanding the Code Architecture (From A to Z)</w:t>
+      </w:r>
+    </w:p>
+    <w:p>
+      <w:r>
+        <w:t>Here is exactly what happens behind the scenes when this program boots up and runs, which you can use directly for your code documentation or technical presentation slide decks.</w:t>
+      </w:r>
+    </w:p>
+    <w:p>
+      <w:pPr>
+        <w:rPr>
+          <w:b/>
+          <w:bCs/>
+        </w:rPr>
+      </w:pPr>
+      <w:r>
+        <w:rPr>
+          <w:b/>
+          <w:bCs/>
+        </w:rPr>
+        <w:t>A. Initialization &amp; Setup (init_db)</w:t>
+      </w:r>
+    </w:p>
+    <w:p>
+      <w:pPr>
+        <w:numPr>
+          <w:ilvl w:val="0"/>
+          <w:numId w:val="15"/>
+        </w:numPr>
+      </w:pPr>
+      <w:r>
+        <w:rPr>
+          <w:b/>
+          <w:bCs/>
+        </w:rPr>
+        <w:t>What it does:</w:t>
+      </w:r>
+      <w:r>
+        <w:t xml:space="preserve"> Boots up the engine and prepares a relational database file called inventory.db. It automatically tracks two structural dimensions: an </w:t>
+      </w:r>
+      <w:r>
+        <w:rPr>
+          <w:b/>
+          <w:bCs/>
+        </w:rPr>
+        <w:t>Inventory Table</w:t>
+      </w:r>
+      <w:r>
+        <w:t xml:space="preserve"> (the absolute balance of your goods) and a </w:t>
+      </w:r>
+      <w:r>
+        <w:rPr>
+          <w:b/>
+          <w:bCs/>
+        </w:rPr>
+        <w:t>Transaction Ledger Table</w:t>
+      </w:r>
+      <w:r>
+        <w:t xml:space="preserve"> (which logs each event like a real accounting paper trail).</w:t>
+      </w:r>
+    </w:p>
+    <w:p>
+      <w:pPr>
+        <w:numPr>
+          <w:ilvl w:val="0"/>
+          <w:numId w:val="15"/>
+        </w:numPr>
+      </w:pPr>
+      <w:r>
+        <w:rPr>
+          <w:b/>
+          <w:bCs/>
+        </w:rPr>
+        <w:t>Hackathon Value:</w:t>
+      </w:r>
+      <w:r>
+        <w:t xml:space="preserve"> It instantly injects the 7 baseline target market products, explicitly creating scenarios where items like Beans (only 3 left) will trigger low-stock alerts right off the bat.</w:t>
+      </w:r>
+    </w:p>
+    <w:p>
+      <w:pPr>
+        <w:rPr>
+          <w:b/>
+          <w:bCs/>
+        </w:rPr>
+      </w:pPr>
+      <w:r>
+        <w:rPr>
+          <w:b/>
+          <w:bCs/>
+        </w:rPr>
+        <w:t>B. Gathering Inputs via Webhook (webhook)</w:t>
+      </w:r>
+    </w:p>
+    <w:p>
+      <w:pPr>
+        <w:numPr>
+          <w:ilvl w:val="0"/>
+          <w:numId w:val="16"/>
+        </w:numPr>
+      </w:pPr>
+      <w:r>
+        <w:rPr>
+          <w:b/>
+          <w:bCs/>
+        </w:rPr>
+        <w:t>What it does:</w:t>
+      </w:r>
+      <w:r>
+        <w:t xml:space="preserve"> Acts as the receiver listening for traffic from the WhatsApp API. It reads the metadata sent by Twilio to check if the user physically typed words or dropped a voice note memo (MediaUrl0).</w:t>
+      </w:r>
+    </w:p>
+    <w:p>
+      <w:pPr>
+        <w:numPr>
+          <w:ilvl w:val="0"/>
+          <w:numId w:val="16"/>
+        </w:numPr>
+      </w:pPr>
+      <w:r>
+        <w:rPr>
+          <w:b/>
+          <w:bCs/>
+        </w:rPr>
+        <w:t>The Whisper Magic:</w:t>
+      </w:r>
+      <w:r>
+        <w:t xml:space="preserve"> If it catches an audio stream, it instantly pulls down the temporary file directly from Twilio's data clouds, passes it right into whisper.load_model("base"), transcribes it into perfect text, and cleans up the temporary file immediately so your machine's storage doesn't clog up.</w:t>
+      </w:r>
+    </w:p>
+    <w:p>
+      <w:pPr>
+        <w:rPr>
+          <w:b/>
+          <w:bCs/>
+        </w:rPr>
+      </w:pPr>
+      <w:r>
+        <w:rPr>
+          <w:b/>
+          <w:bCs/>
+        </w:rPr>
+        <w:t>C. The NLP Decision Engine (detect_intent, extract_product, extract_number)</w:t>
+      </w:r>
+    </w:p>
+    <w:p>
+      <w:pPr>
+        <w:numPr>
+          <w:ilvl w:val="0"/>
+          <w:numId w:val="17"/>
+        </w:numPr>
+      </w:pPr>
+      <w:r>
+        <w:rPr>
+          <w:b/>
+          <w:bCs/>
+        </w:rPr>
+        <w:t>What it does:</w:t>
+      </w:r>
+      <w:r>
+        <w:t xml:space="preserve"> Takes the textual transcription from Whisper and applies string extraction tokens to decipher what actions need to occur:</w:t>
+      </w:r>
+    </w:p>
+    <w:p>
+      <w:pPr>
+        <w:numPr>
+          <w:ilvl w:val="1"/>
+          <w:numId w:val="17"/>
+        </w:numPr>
+      </w:pPr>
+      <w:r>
+        <w:t xml:space="preserve">It maps vocabulary structures to cross-check if the phrase matches standard retail behaviors like </w:t>
+      </w:r>
+      <w:r>
+        <w:rPr>
+          <w:b/>
+          <w:bCs/>
+        </w:rPr>
+        <w:t>Selling</w:t>
+      </w:r>
+      <w:r>
+        <w:t xml:space="preserve">, </w:t>
+      </w:r>
+      <w:r>
+        <w:rPr>
+          <w:b/>
+          <w:bCs/>
+        </w:rPr>
+        <w:t>Restocking</w:t>
+      </w:r>
+      <w:r>
+        <w:t xml:space="preserve">, </w:t>
+      </w:r>
+      <w:r>
+        <w:rPr>
+          <w:b/>
+          <w:bCs/>
+        </w:rPr>
+        <w:t>Auditing Low Stock</w:t>
+      </w:r>
+      <w:r>
+        <w:t xml:space="preserve">, or running an </w:t>
+      </w:r>
+      <w:r>
+        <w:rPr>
+          <w:b/>
+          <w:bCs/>
+        </w:rPr>
+        <w:t>End-of-day Summary Report</w:t>
+      </w:r>
+      <w:r>
+        <w:t>.</w:t>
+      </w:r>
+    </w:p>
+    <w:p>
+      <w:pPr>
+        <w:numPr>
+          <w:ilvl w:val="1"/>
+          <w:numId w:val="17"/>
+        </w:numPr>
+      </w:pPr>
+      <w:r>
+        <w:t>It tracks product mentions by evaluating dictionary structural pairs (e.g., catching if the user spoke "ugali" or "flour" and identifying it as the master entity ugali flour).</w:t>
+      </w:r>
+    </w:p>
+    <w:p>
+      <w:pPr>
+        <w:numPr>
+          <w:ilvl w:val="1"/>
+          <w:numId w:val="17"/>
+        </w:numPr>
+      </w:pPr>
+      <w:r>
+        <w:t xml:space="preserve">It searches for digits in the sentence using structured regex lookups (\d+) so it knows exactly </w:t>
+      </w:r>
+      <w:r>
+        <w:rPr>
+          <w:i/>
+          <w:iCs/>
+        </w:rPr>
+        <w:t>how many</w:t>
+      </w:r>
+      <w:r>
+        <w:t xml:space="preserve"> items were affected.</w:t>
+      </w:r>
+    </w:p>
+    <w:p>
+      <w:pPr>
+        <w:rPr>
+          <w:b/>
+          <w:bCs/>
+        </w:rPr>
+      </w:pPr>
+      <w:r>
+        <w:rPr>
+          <w:b/>
+          <w:bCs/>
+        </w:rPr>
+        <w:lastRenderedPageBreak/>
+        <w:t>D. Writing Store Inventory Alterations (execute_transaction)</w:t>
+      </w:r>
+    </w:p>
+    <w:p>
+      <w:pPr>
+        <w:numPr>
+          <w:ilvl w:val="0"/>
+          <w:numId w:val="18"/>
+        </w:numPr>
+      </w:pPr>
+      <w:r>
+        <w:rPr>
+          <w:b/>
+          <w:bCs/>
+        </w:rPr>
+        <w:t>What it does:</w:t>
+      </w:r>
+      <w:r>
+        <w:t xml:space="preserve"> This provides the core operational logic missing from your baseline college file.</w:t>
+      </w:r>
+    </w:p>
+    <w:p>
+      <w:pPr>
+        <w:numPr>
+          <w:ilvl w:val="0"/>
+          <w:numId w:val="18"/>
+        </w:numPr>
+      </w:pPr>
+      <w:r>
+        <w:rPr>
+          <w:b/>
+          <w:bCs/>
+        </w:rPr>
+        <w:t>If Selling:</w:t>
+      </w:r>
+      <w:r>
+        <w:t xml:space="preserve"> It cross-references if the shopkeeper actually has enough stock to fulfill the customer order. If yes, it decreases the product balance and logs the cash value ($\text{Quantity} \times \text{Unit Price}$) directly into the daily transactional table.</w:t>
+      </w:r>
+    </w:p>
+    <w:p>
+      <w:pPr>
+        <w:numPr>
+          <w:ilvl w:val="0"/>
+          <w:numId w:val="18"/>
+        </w:numPr>
+      </w:pPr>
+      <w:r>
+        <w:rPr>
+          <w:b/>
+          <w:bCs/>
+        </w:rPr>
+        <w:t>If Restocking:</w:t>
+      </w:r>
+      <w:r>
+        <w:t xml:space="preserve"> It raises the store balances cleanly without logging it as false customer sales income.</w:t>
+      </w:r>
+    </w:p>
+    <w:p>
+      <w:pPr>
+        <w:rPr>
+          <w:b/>
+          <w:bCs/>
+        </w:rPr>
+      </w:pPr>
+      <w:r>
+        <w:rPr>
+          <w:b/>
+          <w:bCs/>
+        </w:rPr>
+        <w:t>E. Generating the Verbal Output Ledger (generate_voice_response &amp; send_message)</w:t>
+      </w:r>
+    </w:p>
+    <w:p>
+      <w:pPr>
+        <w:numPr>
+          <w:ilvl w:val="0"/>
+          <w:numId w:val="19"/>
+        </w:numPr>
+      </w:pPr>
+      <w:r>
+        <w:rPr>
+          <w:b/>
+          <w:bCs/>
+        </w:rPr>
+        <w:t>What it does:</w:t>
+      </w:r>
+      <w:r>
+        <w:t xml:space="preserve"> Instead of rendering structural web text components, it compiles the plain text outputs from your database calculations and hands them over to the Google Text-To-Speech pipeline (gTTS).</w:t>
+      </w:r>
+    </w:p>
+    <w:p>
+      <w:pPr>
+        <w:numPr>
+          <w:ilvl w:val="0"/>
+          <w:numId w:val="19"/>
+        </w:numPr>
+      </w:pPr>
+      <w:r>
+        <w:rPr>
+          <w:b/>
+          <w:bCs/>
+        </w:rPr>
+        <w:t>The Final Step:</w:t>
+      </w:r>
+      <w:r>
+        <w:t xml:space="preserve"> It transforms the text data into an ultra-portable voice asset (.mp3), registers a completely randomized ID to avoid file caching collisions across fast multi-user actions, and ships it right back to the shopkeeper's phone screen. This allows them to manage their entire environment hands-free and completely visually independent.</w:t>
+      </w:r>
+    </w:p>
+    <w:p>
+      <w:r>
+        <w:t>2K2SUUAWDW9GFKSJ3WACALEL</w:t>
+      </w:r>
+    </w:p>
     <w:sectPr>
       <w:pgSz w:w="12240" w:h="15840"/>
       <w:pgMar w:top="1440" w:right="1440" w:bottom="1440" w:left="1440" w:header="720" w:footer="720" w:gutter="0"/>
@@ -3154,6 +4443,155 @@
     </w:lvl>
   </w:abstractNum>
   <w:abstractNum w:abstractNumId="1" w15:restartNumberingAfterBreak="0">
+    <w:nsid w:val="12167B1D"/>
+    <w:multiLevelType w:val="multilevel"/>
+    <w:tmpl w:val="96E2EB18"/>
+    <w:lvl w:ilvl="0">
+      <w:start w:val="1"/>
+      <w:numFmt w:val="bullet"/>
+      <w:lvlText w:val=""/>
+      <w:lvlJc w:val="left"/>
+      <w:pPr>
+        <w:tabs>
+          <w:tab w:val="num" w:pos="720"/>
+        </w:tabs>
+        <w:ind w:left="720" w:hanging="360"/>
+      </w:pPr>
+      <w:rPr>
+        <w:rFonts w:ascii="Symbol" w:hAnsi="Symbol" w:hint="default"/>
+        <w:sz w:val="20"/>
+      </w:rPr>
+    </w:lvl>
+    <w:lvl w:ilvl="1" w:tentative="1">
+      <w:start w:val="1"/>
+      <w:numFmt w:val="bullet"/>
+      <w:lvlText w:val="o"/>
+      <w:lvlJc w:val="left"/>
+      <w:pPr>
+        <w:tabs>
+          <w:tab w:val="num" w:pos="1440"/>
+        </w:tabs>
+        <w:ind w:left="1440" w:hanging="360"/>
+      </w:pPr>
+      <w:rPr>
+        <w:rFonts w:ascii="Courier New" w:hAnsi="Courier New" w:hint="default"/>
+        <w:sz w:val="20"/>
+      </w:rPr>
+    </w:lvl>
+    <w:lvl w:ilvl="2" w:tentative="1">
+      <w:start w:val="1"/>
+      <w:numFmt w:val="bullet"/>
+      <w:lvlText w:val=""/>
+      <w:lvlJc w:val="left"/>
+      <w:pPr>
+        <w:tabs>
+          <w:tab w:val="num" w:pos="2160"/>
+        </w:tabs>
+        <w:ind w:left="2160" w:hanging="360"/>
+      </w:pPr>
+      <w:rPr>
+        <w:rFonts w:ascii="Wingdings" w:hAnsi="Wingdings" w:hint="default"/>
+        <w:sz w:val="20"/>
+      </w:rPr>
+    </w:lvl>
+    <w:lvl w:ilvl="3" w:tentative="1">
+      <w:start w:val="1"/>
+      <w:numFmt w:val="bullet"/>
+      <w:lvlText w:val=""/>
+      <w:lvlJc w:val="left"/>
+      <w:pPr>
+        <w:tabs>
+          <w:tab w:val="num" w:pos="2880"/>
+        </w:tabs>
+        <w:ind w:left="2880" w:hanging="360"/>
+      </w:pPr>
+      <w:rPr>
+        <w:rFonts w:ascii="Wingdings" w:hAnsi="Wingdings" w:hint="default"/>
+        <w:sz w:val="20"/>
+      </w:rPr>
+    </w:lvl>
+    <w:lvl w:ilvl="4" w:tentative="1">
+      <w:start w:val="1"/>
+      <w:numFmt w:val="bullet"/>
+      <w:lvlText w:val=""/>
+      <w:lvlJc w:val="left"/>
+      <w:pPr>
+        <w:tabs>
+          <w:tab w:val="num" w:pos="3600"/>
+        </w:tabs>
+        <w:ind w:left="3600" w:hanging="360"/>
+      </w:pPr>
+      <w:rPr>
+        <w:rFonts w:ascii="Wingdings" w:hAnsi="Wingdings" w:hint="default"/>
+        <w:sz w:val="20"/>
+      </w:rPr>
+    </w:lvl>
+    <w:lvl w:ilvl="5" w:tentative="1">
+      <w:start w:val="1"/>
+      <w:numFmt w:val="bullet"/>
+      <w:lvlText w:val=""/>
+      <w:lvlJc w:val="left"/>
+      <w:pPr>
+        <w:tabs>
+          <w:tab w:val="num" w:pos="4320"/>
+        </w:tabs>
+        <w:ind w:left="4320" w:hanging="360"/>
+      </w:pPr>
+      <w:rPr>
+        <w:rFonts w:ascii="Wingdings" w:hAnsi="Wingdings" w:hint="default"/>
+        <w:sz w:val="20"/>
+      </w:rPr>
+    </w:lvl>
+    <w:lvl w:ilvl="6" w:tentative="1">
+      <w:start w:val="1"/>
+      <w:numFmt w:val="bullet"/>
+      <w:lvlText w:val=""/>
+      <w:lvlJc w:val="left"/>
+      <w:pPr>
+        <w:tabs>
+          <w:tab w:val="num" w:pos="5040"/>
+        </w:tabs>
+        <w:ind w:left="5040" w:hanging="360"/>
+      </w:pPr>
+      <w:rPr>
+        <w:rFonts w:ascii="Wingdings" w:hAnsi="Wingdings" w:hint="default"/>
+        <w:sz w:val="20"/>
+      </w:rPr>
+    </w:lvl>
+    <w:lvl w:ilvl="7" w:tentative="1">
+      <w:start w:val="1"/>
+      <w:numFmt w:val="bullet"/>
+      <w:lvlText w:val=""/>
+      <w:lvlJc w:val="left"/>
+      <w:pPr>
+        <w:tabs>
+          <w:tab w:val="num" w:pos="5760"/>
+        </w:tabs>
+        <w:ind w:left="5760" w:hanging="360"/>
+      </w:pPr>
+      <w:rPr>
+        <w:rFonts w:ascii="Wingdings" w:hAnsi="Wingdings" w:hint="default"/>
+        <w:sz w:val="20"/>
+      </w:rPr>
+    </w:lvl>
+    <w:lvl w:ilvl="8" w:tentative="1">
+      <w:start w:val="1"/>
+      <w:numFmt w:val="bullet"/>
+      <w:lvlText w:val=""/>
+      <w:lvlJc w:val="left"/>
+      <w:pPr>
+        <w:tabs>
+          <w:tab w:val="num" w:pos="6480"/>
+        </w:tabs>
+        <w:ind w:left="6480" w:hanging="360"/>
+      </w:pPr>
+      <w:rPr>
+        <w:rFonts w:ascii="Wingdings" w:hAnsi="Wingdings" w:hint="default"/>
+        <w:sz w:val="20"/>
+      </w:rPr>
+    </w:lvl>
+  </w:abstractNum>
+  <w:abstractNum w:abstractNumId="2" w15:restartNumberingAfterBreak="0">
     <w:nsid w:val="135C5AF1"/>
     <w:multiLevelType w:val="multilevel"/>
     <w:tmpl w:val="2C1CB7FE"/>
@@ -3266,7 +4704,152 @@
       </w:pPr>
     </w:lvl>
   </w:abstractNum>
-  <w:abstractNum w:abstractNumId="2" w15:restartNumberingAfterBreak="0">
+  <w:abstractNum w:abstractNumId="3" w15:restartNumberingAfterBreak="0">
+    <w:nsid w:val="24A63885"/>
+    <w:multiLevelType w:val="multilevel"/>
+    <w:tmpl w:val="03F4E5F4"/>
+    <w:lvl w:ilvl="0">
+      <w:start w:val="1"/>
+      <w:numFmt w:val="bullet"/>
+      <w:lvlText w:val=""/>
+      <w:lvlJc w:val="left"/>
+      <w:pPr>
+        <w:tabs>
+          <w:tab w:val="num" w:pos="720"/>
+        </w:tabs>
+        <w:ind w:left="720" w:hanging="360"/>
+      </w:pPr>
+      <w:rPr>
+        <w:rFonts w:ascii="Symbol" w:hAnsi="Symbol" w:hint="default"/>
+        <w:sz w:val="20"/>
+      </w:rPr>
+    </w:lvl>
+    <w:lvl w:ilvl="1">
+      <w:start w:val="1"/>
+      <w:numFmt w:val="decimal"/>
+      <w:lvlText w:val="%2."/>
+      <w:lvlJc w:val="left"/>
+      <w:pPr>
+        <w:tabs>
+          <w:tab w:val="num" w:pos="1440"/>
+        </w:tabs>
+        <w:ind w:left="1440" w:hanging="360"/>
+      </w:pPr>
+    </w:lvl>
+    <w:lvl w:ilvl="2" w:tentative="1">
+      <w:start w:val="1"/>
+      <w:numFmt w:val="bullet"/>
+      <w:lvlText w:val=""/>
+      <w:lvlJc w:val="left"/>
+      <w:pPr>
+        <w:tabs>
+          <w:tab w:val="num" w:pos="2160"/>
+        </w:tabs>
+        <w:ind w:left="2160" w:hanging="360"/>
+      </w:pPr>
+      <w:rPr>
+        <w:rFonts w:ascii="Wingdings" w:hAnsi="Wingdings" w:hint="default"/>
+        <w:sz w:val="20"/>
+      </w:rPr>
+    </w:lvl>
+    <w:lvl w:ilvl="3" w:tentative="1">
+      <w:start w:val="1"/>
+      <w:numFmt w:val="bullet"/>
+      <w:lvlText w:val=""/>
+      <w:lvlJc w:val="left"/>
+      <w:pPr>
+        <w:tabs>
+          <w:tab w:val="num" w:pos="2880"/>
+        </w:tabs>
+        <w:ind w:left="2880" w:hanging="360"/>
+      </w:pPr>
+      <w:rPr>
+        <w:rFonts w:ascii="Wingdings" w:hAnsi="Wingdings" w:hint="default"/>
+        <w:sz w:val="20"/>
+      </w:rPr>
+    </w:lvl>
+    <w:lvl w:ilvl="4" w:tentative="1">
+      <w:start w:val="1"/>
+      <w:numFmt w:val="bullet"/>
+      <w:lvlText w:val=""/>
+      <w:lvlJc w:val="left"/>
+      <w:pPr>
+        <w:tabs>
+          <w:tab w:val="num" w:pos="3600"/>
+        </w:tabs>
+        <w:ind w:left="3600" w:hanging="360"/>
+      </w:pPr>
+      <w:rPr>
+        <w:rFonts w:ascii="Wingdings" w:hAnsi="Wingdings" w:hint="default"/>
+        <w:sz w:val="20"/>
+      </w:rPr>
+    </w:lvl>
+    <w:lvl w:ilvl="5" w:tentative="1">
+      <w:start w:val="1"/>
+      <w:numFmt w:val="bullet"/>
+      <w:lvlText w:val=""/>
+      <w:lvlJc w:val="left"/>
+      <w:pPr>
+        <w:tabs>
+          <w:tab w:val="num" w:pos="4320"/>
+        </w:tabs>
+        <w:ind w:left="4320" w:hanging="360"/>
+      </w:pPr>
+      <w:rPr>
+        <w:rFonts w:ascii="Wingdings" w:hAnsi="Wingdings" w:hint="default"/>
+        <w:sz w:val="20"/>
+      </w:rPr>
+    </w:lvl>
+    <w:lvl w:ilvl="6" w:tentative="1">
+      <w:start w:val="1"/>
+      <w:numFmt w:val="bullet"/>
+      <w:lvlText w:val=""/>
+      <w:lvlJc w:val="left"/>
+      <w:pPr>
+        <w:tabs>
+          <w:tab w:val="num" w:pos="5040"/>
+        </w:tabs>
+        <w:ind w:left="5040" w:hanging="360"/>
+      </w:pPr>
+      <w:rPr>
+        <w:rFonts w:ascii="Wingdings" w:hAnsi="Wingdings" w:hint="default"/>
+        <w:sz w:val="20"/>
+      </w:rPr>
+    </w:lvl>
+    <w:lvl w:ilvl="7" w:tentative="1">
+      <w:start w:val="1"/>
+      <w:numFmt w:val="bullet"/>
+      <w:lvlText w:val=""/>
+      <w:lvlJc w:val="left"/>
+      <w:pPr>
+        <w:tabs>
+          <w:tab w:val="num" w:pos="5760"/>
+        </w:tabs>
+        <w:ind w:left="5760" w:hanging="360"/>
+      </w:pPr>
+      <w:rPr>
+        <w:rFonts w:ascii="Wingdings" w:hAnsi="Wingdings" w:hint="default"/>
+        <w:sz w:val="20"/>
+      </w:rPr>
+    </w:lvl>
+    <w:lvl w:ilvl="8" w:tentative="1">
+      <w:start w:val="1"/>
+      <w:numFmt w:val="bullet"/>
+      <w:lvlText w:val=""/>
+      <w:lvlJc w:val="left"/>
+      <w:pPr>
+        <w:tabs>
+          <w:tab w:val="num" w:pos="6480"/>
+        </w:tabs>
+        <w:ind w:left="6480" w:hanging="360"/>
+      </w:pPr>
+      <w:rPr>
+        <w:rFonts w:ascii="Wingdings" w:hAnsi="Wingdings" w:hint="default"/>
+        <w:sz w:val="20"/>
+      </w:rPr>
+    </w:lvl>
+  </w:abstractNum>
+  <w:abstractNum w:abstractNumId="4" w15:restartNumberingAfterBreak="0">
     <w:nsid w:val="2BFF0414"/>
     <w:multiLevelType w:val="multilevel"/>
     <w:tmpl w:val="63A64128"/>
@@ -3415,7 +4998,7 @@
       </w:rPr>
     </w:lvl>
   </w:abstractNum>
-  <w:abstractNum w:abstractNumId="3" w15:restartNumberingAfterBreak="0">
+  <w:abstractNum w:abstractNumId="5" w15:restartNumberingAfterBreak="0">
     <w:nsid w:val="346713A3"/>
     <w:multiLevelType w:val="multilevel"/>
     <w:tmpl w:val="2D5C7E6E"/>
@@ -3564,7 +5147,7 @@
       </w:rPr>
     </w:lvl>
   </w:abstractNum>
-  <w:abstractNum w:abstractNumId="4" w15:restartNumberingAfterBreak="0">
+  <w:abstractNum w:abstractNumId="6" w15:restartNumberingAfterBreak="0">
     <w:nsid w:val="34AA2E0C"/>
     <w:multiLevelType w:val="multilevel"/>
     <w:tmpl w:val="9702C362"/>
@@ -3713,7 +5296,7 @@
       </w:rPr>
     </w:lvl>
   </w:abstractNum>
-  <w:abstractNum w:abstractNumId="5" w15:restartNumberingAfterBreak="0">
+  <w:abstractNum w:abstractNumId="7" w15:restartNumberingAfterBreak="0">
     <w:nsid w:val="3790560F"/>
     <w:multiLevelType w:val="multilevel"/>
     <w:tmpl w:val="78A26C9E"/>
@@ -3862,7 +5445,7 @@
       </w:rPr>
     </w:lvl>
   </w:abstractNum>
-  <w:abstractNum w:abstractNumId="6" w15:restartNumberingAfterBreak="0">
+  <w:abstractNum w:abstractNumId="8" w15:restartNumberingAfterBreak="0">
     <w:nsid w:val="40B21FED"/>
     <w:multiLevelType w:val="multilevel"/>
     <w:tmpl w:val="DF4CF5CE"/>
@@ -4011,7 +5594,7 @@
       </w:rPr>
     </w:lvl>
   </w:abstractNum>
-  <w:abstractNum w:abstractNumId="7" w15:restartNumberingAfterBreak="0">
+  <w:abstractNum w:abstractNumId="9" w15:restartNumberingAfterBreak="0">
     <w:nsid w:val="46225C43"/>
     <w:multiLevelType w:val="multilevel"/>
     <w:tmpl w:val="95EC1C6C"/>
@@ -4160,7 +5743,7 @@
       </w:rPr>
     </w:lvl>
   </w:abstractNum>
-  <w:abstractNum w:abstractNumId="8" w15:restartNumberingAfterBreak="0">
+  <w:abstractNum w:abstractNumId="10" w15:restartNumberingAfterBreak="0">
     <w:nsid w:val="4F744897"/>
     <w:multiLevelType w:val="multilevel"/>
     <w:tmpl w:val="F84E77A8"/>
@@ -4309,7 +5892,7 @@
       </w:rPr>
     </w:lvl>
   </w:abstractNum>
-  <w:abstractNum w:abstractNumId="9" w15:restartNumberingAfterBreak="0">
+  <w:abstractNum w:abstractNumId="11" w15:restartNumberingAfterBreak="0">
     <w:nsid w:val="545506FE"/>
     <w:multiLevelType w:val="multilevel"/>
     <w:tmpl w:val="C88062D2"/>
@@ -4458,7 +6041,156 @@
       </w:rPr>
     </w:lvl>
   </w:abstractNum>
-  <w:abstractNum w:abstractNumId="10" w15:restartNumberingAfterBreak="0">
+  <w:abstractNum w:abstractNumId="12" w15:restartNumberingAfterBreak="0">
+    <w:nsid w:val="675C757B"/>
+    <w:multiLevelType w:val="multilevel"/>
+    <w:tmpl w:val="960849B0"/>
+    <w:lvl w:ilvl="0">
+      <w:start w:val="1"/>
+      <w:numFmt w:val="bullet"/>
+      <w:lvlText w:val=""/>
+      <w:lvlJc w:val="left"/>
+      <w:pPr>
+        <w:tabs>
+          <w:tab w:val="num" w:pos="720"/>
+        </w:tabs>
+        <w:ind w:left="720" w:hanging="360"/>
+      </w:pPr>
+      <w:rPr>
+        <w:rFonts w:ascii="Symbol" w:hAnsi="Symbol" w:hint="default"/>
+        <w:sz w:val="20"/>
+      </w:rPr>
+    </w:lvl>
+    <w:lvl w:ilvl="1" w:tentative="1">
+      <w:start w:val="1"/>
+      <w:numFmt w:val="bullet"/>
+      <w:lvlText w:val="o"/>
+      <w:lvlJc w:val="left"/>
+      <w:pPr>
+        <w:tabs>
+          <w:tab w:val="num" w:pos="1440"/>
+        </w:tabs>
+        <w:ind w:left="1440" w:hanging="360"/>
+      </w:pPr>
+      <w:rPr>
+        <w:rFonts w:ascii="Courier New" w:hAnsi="Courier New" w:hint="default"/>
+        <w:sz w:val="20"/>
+      </w:rPr>
+    </w:lvl>
+    <w:lvl w:ilvl="2" w:tentative="1">
+      <w:start w:val="1"/>
+      <w:numFmt w:val="bullet"/>
+      <w:lvlText w:val=""/>
+      <w:lvlJc w:val="left"/>
+      <w:pPr>
+        <w:tabs>
+          <w:tab w:val="num" w:pos="2160"/>
+        </w:tabs>
+        <w:ind w:left="2160" w:hanging="360"/>
+      </w:pPr>
+      <w:rPr>
+        <w:rFonts w:ascii="Wingdings" w:hAnsi="Wingdings" w:hint="default"/>
+        <w:sz w:val="20"/>
+      </w:rPr>
+    </w:lvl>
+    <w:lvl w:ilvl="3" w:tentative="1">
+      <w:start w:val="1"/>
+      <w:numFmt w:val="bullet"/>
+      <w:lvlText w:val=""/>
+      <w:lvlJc w:val="left"/>
+      <w:pPr>
+        <w:tabs>
+          <w:tab w:val="num" w:pos="2880"/>
+        </w:tabs>
+        <w:ind w:left="2880" w:hanging="360"/>
+      </w:pPr>
+      <w:rPr>
+        <w:rFonts w:ascii="Wingdings" w:hAnsi="Wingdings" w:hint="default"/>
+        <w:sz w:val="20"/>
+      </w:rPr>
+    </w:lvl>
+    <w:lvl w:ilvl="4" w:tentative="1">
+      <w:start w:val="1"/>
+      <w:numFmt w:val="bullet"/>
+      <w:lvlText w:val=""/>
+      <w:lvlJc w:val="left"/>
+      <w:pPr>
+        <w:tabs>
+          <w:tab w:val="num" w:pos="3600"/>
+        </w:tabs>
+        <w:ind w:left="3600" w:hanging="360"/>
+      </w:pPr>
+      <w:rPr>
+        <w:rFonts w:ascii="Wingdings" w:hAnsi="Wingdings" w:hint="default"/>
+        <w:sz w:val="20"/>
+      </w:rPr>
+    </w:lvl>
+    <w:lvl w:ilvl="5" w:tentative="1">
+      <w:start w:val="1"/>
+      <w:numFmt w:val="bullet"/>
+      <w:lvlText w:val=""/>
+      <w:lvlJc w:val="left"/>
+      <w:pPr>
+        <w:tabs>
+          <w:tab w:val="num" w:pos="4320"/>
+        </w:tabs>
+        <w:ind w:left="4320" w:hanging="360"/>
+      </w:pPr>
+      <w:rPr>
+        <w:rFonts w:ascii="Wingdings" w:hAnsi="Wingdings" w:hint="default"/>
+        <w:sz w:val="20"/>
+      </w:rPr>
+    </w:lvl>
+    <w:lvl w:ilvl="6" w:tentative="1">
+      <w:start w:val="1"/>
+      <w:numFmt w:val="bullet"/>
+      <w:lvlText w:val=""/>
+      <w:lvlJc w:val="left"/>
+      <w:pPr>
+        <w:tabs>
+          <w:tab w:val="num" w:pos="5040"/>
+        </w:tabs>
+        <w:ind w:left="5040" w:hanging="360"/>
+      </w:pPr>
+      <w:rPr>
+        <w:rFonts w:ascii="Wingdings" w:hAnsi="Wingdings" w:hint="default"/>
+        <w:sz w:val="20"/>
+      </w:rPr>
+    </w:lvl>
+    <w:lvl w:ilvl="7" w:tentative="1">
+      <w:start w:val="1"/>
+      <w:numFmt w:val="bullet"/>
+      <w:lvlText w:val=""/>
+      <w:lvlJc w:val="left"/>
+      <w:pPr>
+        <w:tabs>
+          <w:tab w:val="num" w:pos="5760"/>
+        </w:tabs>
+        <w:ind w:left="5760" w:hanging="360"/>
+      </w:pPr>
+      <w:rPr>
+        <w:rFonts w:ascii="Wingdings" w:hAnsi="Wingdings" w:hint="default"/>
+        <w:sz w:val="20"/>
+      </w:rPr>
+    </w:lvl>
+    <w:lvl w:ilvl="8" w:tentative="1">
+      <w:start w:val="1"/>
+      <w:numFmt w:val="bullet"/>
+      <w:lvlText w:val=""/>
+      <w:lvlJc w:val="left"/>
+      <w:pPr>
+        <w:tabs>
+          <w:tab w:val="num" w:pos="6480"/>
+        </w:tabs>
+        <w:ind w:left="6480" w:hanging="360"/>
+      </w:pPr>
+      <w:rPr>
+        <w:rFonts w:ascii="Wingdings" w:hAnsi="Wingdings" w:hint="default"/>
+        <w:sz w:val="20"/>
+      </w:rPr>
+    </w:lvl>
+  </w:abstractNum>
+  <w:abstractNum w:abstractNumId="13" w15:restartNumberingAfterBreak="0">
     <w:nsid w:val="698F68A1"/>
     <w:multiLevelType w:val="multilevel"/>
     <w:tmpl w:val="84287BE6"/>
@@ -4607,7 +6339,7 @@
       </w:rPr>
     </w:lvl>
   </w:abstractNum>
-  <w:abstractNum w:abstractNumId="11" w15:restartNumberingAfterBreak="0">
+  <w:abstractNum w:abstractNumId="14" w15:restartNumberingAfterBreak="0">
     <w:nsid w:val="6C182F9F"/>
     <w:multiLevelType w:val="multilevel"/>
     <w:tmpl w:val="3948CB3E"/>
@@ -4756,7 +6488,7 @@
       </w:rPr>
     </w:lvl>
   </w:abstractNum>
-  <w:abstractNum w:abstractNumId="12" w15:restartNumberingAfterBreak="0">
+  <w:abstractNum w:abstractNumId="15" w15:restartNumberingAfterBreak="0">
     <w:nsid w:val="6EDE7F94"/>
     <w:multiLevelType w:val="multilevel"/>
     <w:tmpl w:val="3E104B38"/>
@@ -4905,7 +6637,7 @@
       </w:rPr>
     </w:lvl>
   </w:abstractNum>
-  <w:abstractNum w:abstractNumId="13" w15:restartNumberingAfterBreak="0">
+  <w:abstractNum w:abstractNumId="16" w15:restartNumberingAfterBreak="0">
     <w:nsid w:val="6F1D76D8"/>
     <w:multiLevelType w:val="multilevel"/>
     <w:tmpl w:val="FBF20160"/>
@@ -5054,46 +6786,359 @@
       </w:rPr>
     </w:lvl>
   </w:abstractNum>
+  <w:abstractNum w:abstractNumId="17" w15:restartNumberingAfterBreak="0">
+    <w:nsid w:val="734F003C"/>
+    <w:multiLevelType w:val="multilevel"/>
+    <w:tmpl w:val="46F0F51C"/>
+    <w:lvl w:ilvl="0">
+      <w:start w:val="1"/>
+      <w:numFmt w:val="bullet"/>
+      <w:lvlText w:val=""/>
+      <w:lvlJc w:val="left"/>
+      <w:pPr>
+        <w:tabs>
+          <w:tab w:val="num" w:pos="720"/>
+        </w:tabs>
+        <w:ind w:left="720" w:hanging="360"/>
+      </w:pPr>
+      <w:rPr>
+        <w:rFonts w:ascii="Symbol" w:hAnsi="Symbol" w:hint="default"/>
+        <w:sz w:val="20"/>
+      </w:rPr>
+    </w:lvl>
+    <w:lvl w:ilvl="1" w:tentative="1">
+      <w:start w:val="1"/>
+      <w:numFmt w:val="bullet"/>
+      <w:lvlText w:val="o"/>
+      <w:lvlJc w:val="left"/>
+      <w:pPr>
+        <w:tabs>
+          <w:tab w:val="num" w:pos="1440"/>
+        </w:tabs>
+        <w:ind w:left="1440" w:hanging="360"/>
+      </w:pPr>
+      <w:rPr>
+        <w:rFonts w:ascii="Courier New" w:hAnsi="Courier New" w:hint="default"/>
+        <w:sz w:val="20"/>
+      </w:rPr>
+    </w:lvl>
+    <w:lvl w:ilvl="2" w:tentative="1">
+      <w:start w:val="1"/>
+      <w:numFmt w:val="bullet"/>
+      <w:lvlText w:val=""/>
+      <w:lvlJc w:val="left"/>
+      <w:pPr>
+        <w:tabs>
+          <w:tab w:val="num" w:pos="2160"/>
+        </w:tabs>
+        <w:ind w:left="2160" w:hanging="360"/>
+      </w:pPr>
+      <w:rPr>
+        <w:rFonts w:ascii="Wingdings" w:hAnsi="Wingdings" w:hint="default"/>
+        <w:sz w:val="20"/>
+      </w:rPr>
+    </w:lvl>
+    <w:lvl w:ilvl="3" w:tentative="1">
+      <w:start w:val="1"/>
+      <w:numFmt w:val="bullet"/>
+      <w:lvlText w:val=""/>
+      <w:lvlJc w:val="left"/>
+      <w:pPr>
+        <w:tabs>
+          <w:tab w:val="num" w:pos="2880"/>
+        </w:tabs>
+        <w:ind w:left="2880" w:hanging="360"/>
+      </w:pPr>
+      <w:rPr>
+        <w:rFonts w:ascii="Wingdings" w:hAnsi="Wingdings" w:hint="default"/>
+        <w:sz w:val="20"/>
+      </w:rPr>
+    </w:lvl>
+    <w:lvl w:ilvl="4" w:tentative="1">
+      <w:start w:val="1"/>
+      <w:numFmt w:val="bullet"/>
+      <w:lvlText w:val=""/>
+      <w:lvlJc w:val="left"/>
+      <w:pPr>
+        <w:tabs>
+          <w:tab w:val="num" w:pos="3600"/>
+        </w:tabs>
+        <w:ind w:left="3600" w:hanging="360"/>
+      </w:pPr>
+      <w:rPr>
+        <w:rFonts w:ascii="Wingdings" w:hAnsi="Wingdings" w:hint="default"/>
+        <w:sz w:val="20"/>
+      </w:rPr>
+    </w:lvl>
+    <w:lvl w:ilvl="5" w:tentative="1">
+      <w:start w:val="1"/>
+      <w:numFmt w:val="bullet"/>
+      <w:lvlText w:val=""/>
+      <w:lvlJc w:val="left"/>
+      <w:pPr>
+        <w:tabs>
+          <w:tab w:val="num" w:pos="4320"/>
+        </w:tabs>
+        <w:ind w:left="4320" w:hanging="360"/>
+      </w:pPr>
+      <w:rPr>
+        <w:rFonts w:ascii="Wingdings" w:hAnsi="Wingdings" w:hint="default"/>
+        <w:sz w:val="20"/>
+      </w:rPr>
+    </w:lvl>
+    <w:lvl w:ilvl="6" w:tentative="1">
+      <w:start w:val="1"/>
+      <w:numFmt w:val="bullet"/>
+      <w:lvlText w:val=""/>
+      <w:lvlJc w:val="left"/>
+      <w:pPr>
+        <w:tabs>
+          <w:tab w:val="num" w:pos="5040"/>
+        </w:tabs>
+        <w:ind w:left="5040" w:hanging="360"/>
+      </w:pPr>
+      <w:rPr>
+        <w:rFonts w:ascii="Wingdings" w:hAnsi="Wingdings" w:hint="default"/>
+        <w:sz w:val="20"/>
+      </w:rPr>
+    </w:lvl>
+    <w:lvl w:ilvl="7" w:tentative="1">
+      <w:start w:val="1"/>
+      <w:numFmt w:val="bullet"/>
+      <w:lvlText w:val=""/>
+      <w:lvlJc w:val="left"/>
+      <w:pPr>
+        <w:tabs>
+          <w:tab w:val="num" w:pos="5760"/>
+        </w:tabs>
+        <w:ind w:left="5760" w:hanging="360"/>
+      </w:pPr>
+      <w:rPr>
+        <w:rFonts w:ascii="Wingdings" w:hAnsi="Wingdings" w:hint="default"/>
+        <w:sz w:val="20"/>
+      </w:rPr>
+    </w:lvl>
+    <w:lvl w:ilvl="8" w:tentative="1">
+      <w:start w:val="1"/>
+      <w:numFmt w:val="bullet"/>
+      <w:lvlText w:val=""/>
+      <w:lvlJc w:val="left"/>
+      <w:pPr>
+        <w:tabs>
+          <w:tab w:val="num" w:pos="6480"/>
+        </w:tabs>
+        <w:ind w:left="6480" w:hanging="360"/>
+      </w:pPr>
+      <w:rPr>
+        <w:rFonts w:ascii="Wingdings" w:hAnsi="Wingdings" w:hint="default"/>
+        <w:sz w:val="20"/>
+      </w:rPr>
+    </w:lvl>
+  </w:abstractNum>
+  <w:abstractNum w:abstractNumId="18" w15:restartNumberingAfterBreak="0">
+    <w:nsid w:val="74F24784"/>
+    <w:multiLevelType w:val="multilevel"/>
+    <w:tmpl w:val="CD3605FE"/>
+    <w:lvl w:ilvl="0">
+      <w:start w:val="1"/>
+      <w:numFmt w:val="bullet"/>
+      <w:lvlText w:val=""/>
+      <w:lvlJc w:val="left"/>
+      <w:pPr>
+        <w:tabs>
+          <w:tab w:val="num" w:pos="720"/>
+        </w:tabs>
+        <w:ind w:left="720" w:hanging="360"/>
+      </w:pPr>
+      <w:rPr>
+        <w:rFonts w:ascii="Symbol" w:hAnsi="Symbol" w:hint="default"/>
+        <w:sz w:val="20"/>
+      </w:rPr>
+    </w:lvl>
+    <w:lvl w:ilvl="1" w:tentative="1">
+      <w:start w:val="1"/>
+      <w:numFmt w:val="bullet"/>
+      <w:lvlText w:val="o"/>
+      <w:lvlJc w:val="left"/>
+      <w:pPr>
+        <w:tabs>
+          <w:tab w:val="num" w:pos="1440"/>
+        </w:tabs>
+        <w:ind w:left="1440" w:hanging="360"/>
+      </w:pPr>
+      <w:rPr>
+        <w:rFonts w:ascii="Courier New" w:hAnsi="Courier New" w:hint="default"/>
+        <w:sz w:val="20"/>
+      </w:rPr>
+    </w:lvl>
+    <w:lvl w:ilvl="2" w:tentative="1">
+      <w:start w:val="1"/>
+      <w:numFmt w:val="bullet"/>
+      <w:lvlText w:val=""/>
+      <w:lvlJc w:val="left"/>
+      <w:pPr>
+        <w:tabs>
+          <w:tab w:val="num" w:pos="2160"/>
+        </w:tabs>
+        <w:ind w:left="2160" w:hanging="360"/>
+      </w:pPr>
+      <w:rPr>
+        <w:rFonts w:ascii="Wingdings" w:hAnsi="Wingdings" w:hint="default"/>
+        <w:sz w:val="20"/>
+      </w:rPr>
+    </w:lvl>
+    <w:lvl w:ilvl="3" w:tentative="1">
+      <w:start w:val="1"/>
+      <w:numFmt w:val="bullet"/>
+      <w:lvlText w:val=""/>
+      <w:lvlJc w:val="left"/>
+      <w:pPr>
+        <w:tabs>
+          <w:tab w:val="num" w:pos="2880"/>
+        </w:tabs>
+        <w:ind w:left="2880" w:hanging="360"/>
+      </w:pPr>
+      <w:rPr>
+        <w:rFonts w:ascii="Wingdings" w:hAnsi="Wingdings" w:hint="default"/>
+        <w:sz w:val="20"/>
+      </w:rPr>
+    </w:lvl>
+    <w:lvl w:ilvl="4" w:tentative="1">
+      <w:start w:val="1"/>
+      <w:numFmt w:val="bullet"/>
+      <w:lvlText w:val=""/>
+      <w:lvlJc w:val="left"/>
+      <w:pPr>
+        <w:tabs>
+          <w:tab w:val="num" w:pos="3600"/>
+        </w:tabs>
+        <w:ind w:left="3600" w:hanging="360"/>
+      </w:pPr>
+      <w:rPr>
+        <w:rFonts w:ascii="Wingdings" w:hAnsi="Wingdings" w:hint="default"/>
+        <w:sz w:val="20"/>
+      </w:rPr>
+    </w:lvl>
+    <w:lvl w:ilvl="5" w:tentative="1">
+      <w:start w:val="1"/>
+      <w:numFmt w:val="bullet"/>
+      <w:lvlText w:val=""/>
+      <w:lvlJc w:val="left"/>
+      <w:pPr>
+        <w:tabs>
+          <w:tab w:val="num" w:pos="4320"/>
+        </w:tabs>
+        <w:ind w:left="4320" w:hanging="360"/>
+      </w:pPr>
+      <w:rPr>
+        <w:rFonts w:ascii="Wingdings" w:hAnsi="Wingdings" w:hint="default"/>
+        <w:sz w:val="20"/>
+      </w:rPr>
+    </w:lvl>
+    <w:lvl w:ilvl="6" w:tentative="1">
+      <w:start w:val="1"/>
+      <w:numFmt w:val="bullet"/>
+      <w:lvlText w:val=""/>
+      <w:lvlJc w:val="left"/>
+      <w:pPr>
+        <w:tabs>
+          <w:tab w:val="num" w:pos="5040"/>
+        </w:tabs>
+        <w:ind w:left="5040" w:hanging="360"/>
+      </w:pPr>
+      <w:rPr>
+        <w:rFonts w:ascii="Wingdings" w:hAnsi="Wingdings" w:hint="default"/>
+        <w:sz w:val="20"/>
+      </w:rPr>
+    </w:lvl>
+    <w:lvl w:ilvl="7" w:tentative="1">
+      <w:start w:val="1"/>
+      <w:numFmt w:val="bullet"/>
+      <w:lvlText w:val=""/>
+      <w:lvlJc w:val="left"/>
+      <w:pPr>
+        <w:tabs>
+          <w:tab w:val="num" w:pos="5760"/>
+        </w:tabs>
+        <w:ind w:left="5760" w:hanging="360"/>
+      </w:pPr>
+      <w:rPr>
+        <w:rFonts w:ascii="Wingdings" w:hAnsi="Wingdings" w:hint="default"/>
+        <w:sz w:val="20"/>
+      </w:rPr>
+    </w:lvl>
+    <w:lvl w:ilvl="8" w:tentative="1">
+      <w:start w:val="1"/>
+      <w:numFmt w:val="bullet"/>
+      <w:lvlText w:val=""/>
+      <w:lvlJc w:val="left"/>
+      <w:pPr>
+        <w:tabs>
+          <w:tab w:val="num" w:pos="6480"/>
+        </w:tabs>
+        <w:ind w:left="6480" w:hanging="360"/>
+      </w:pPr>
+      <w:rPr>
+        <w:rFonts w:ascii="Wingdings" w:hAnsi="Wingdings" w:hint="default"/>
+        <w:sz w:val="20"/>
+      </w:rPr>
+    </w:lvl>
+  </w:abstractNum>
   <w:num w:numId="1" w16cid:durableId="351957047">
+    <w:abstractNumId w:val="16"/>
+  </w:num>
+  <w:num w:numId="2" w16cid:durableId="1388338458">
+    <w:abstractNumId w:val="5"/>
+  </w:num>
+  <w:num w:numId="3" w16cid:durableId="1375539860">
     <w:abstractNumId w:val="13"/>
   </w:num>
-  <w:num w:numId="2" w16cid:durableId="1388338458">
-    <w:abstractNumId w:val="3"/>
+  <w:num w:numId="4" w16cid:durableId="1487669420">
+    <w:abstractNumId w:val="14"/>
   </w:num>
-  <w:num w:numId="3" w16cid:durableId="1375539860">
+  <w:num w:numId="5" w16cid:durableId="69079082">
     <w:abstractNumId w:val="10"/>
   </w:num>
-  <w:num w:numId="4" w16cid:durableId="1487669420">
+  <w:num w:numId="6" w16cid:durableId="1193573439">
+    <w:abstractNumId w:val="8"/>
+  </w:num>
+  <w:num w:numId="7" w16cid:durableId="1062022312">
+    <w:abstractNumId w:val="7"/>
+  </w:num>
+  <w:num w:numId="8" w16cid:durableId="970475669">
     <w:abstractNumId w:val="11"/>
   </w:num>
-  <w:num w:numId="5" w16cid:durableId="69079082">
-    <w:abstractNumId w:val="8"/>
+  <w:num w:numId="9" w16cid:durableId="1420952649">
+    <w:abstractNumId w:val="9"/>
   </w:num>
-  <w:num w:numId="6" w16cid:durableId="1193573439">
+  <w:num w:numId="10" w16cid:durableId="132796460">
     <w:abstractNumId w:val="6"/>
   </w:num>
-  <w:num w:numId="7" w16cid:durableId="1062022312">
-    <w:abstractNumId w:val="5"/>
-  </w:num>
-  <w:num w:numId="8" w16cid:durableId="970475669">
-    <w:abstractNumId w:val="9"/>
-  </w:num>
-  <w:num w:numId="9" w16cid:durableId="1420952649">
-    <w:abstractNumId w:val="7"/>
-  </w:num>
-  <w:num w:numId="10" w16cid:durableId="132796460">
-    <w:abstractNumId w:val="4"/>
-  </w:num>
   <w:num w:numId="11" w16cid:durableId="100952008">
-    <w:abstractNumId w:val="12"/>
+    <w:abstractNumId w:val="15"/>
   </w:num>
   <w:num w:numId="12" w16cid:durableId="1936282530">
-    <w:abstractNumId w:val="2"/>
+    <w:abstractNumId w:val="4"/>
   </w:num>
   <w:num w:numId="13" w16cid:durableId="1197426229">
     <w:abstractNumId w:val="0"/>
   </w:num>
   <w:num w:numId="14" w16cid:durableId="283971047">
+    <w:abstractNumId w:val="2"/>
+  </w:num>
+  <w:num w:numId="15" w16cid:durableId="2080668802">
+    <w:abstractNumId w:val="17"/>
+  </w:num>
+  <w:num w:numId="16" w16cid:durableId="574124477">
+    <w:abstractNumId w:val="12"/>
+  </w:num>
+  <w:num w:numId="17" w16cid:durableId="538326412">
+    <w:abstractNumId w:val="3"/>
+  </w:num>
+  <w:num w:numId="18" w16cid:durableId="368145429">
+    <w:abstractNumId w:val="18"/>
+  </w:num>
+  <w:num w:numId="19" w16cid:durableId="1062483927">
     <w:abstractNumId w:val="1"/>
   </w:num>
 </w:numbering>

--- a/backdoor.docx
+++ b/backdoor.docx
@@ -4281,6 +4281,624 @@
         <w:t>2K2SUUAWDW9GFKSJ3WACALEL</w:t>
       </w:r>
     </w:p>
+    <w:p/>
+    <w:p/>
+    <w:p>
+      <w:r>
+        <w:t>import streamlit as st</w:t>
+      </w:r>
+    </w:p>
+    <w:p>
+      <w:r>
+        <w:t>from audio_recorder_streamlit import audio_recorder</w:t>
+      </w:r>
+    </w:p>
+    <w:p>
+      <w:r>
+        <w:t>import speech_recognition as sr</w:t>
+      </w:r>
+    </w:p>
+    <w:p>
+      <w:r>
+        <w:t>from gtts import gTTS</w:t>
+      </w:r>
+    </w:p>
+    <w:p>
+      <w:r>
+        <w:t>import base64</w:t>
+      </w:r>
+    </w:p>
+    <w:p>
+      <w:r>
+        <w:t>import os</w:t>
+      </w:r>
+    </w:p>
+    <w:p/>
+    <w:p>
+      <w:r>
+        <w:t xml:space="preserve"># --- </w:t>
+      </w:r>
+      <w:r>
+        <w:rPr>
+          <w:rFonts w:ascii="Segoe UI Emoji" w:hAnsi="Segoe UI Emoji" w:cs="Segoe UI Emoji"/>
+        </w:rPr>
+        <w:t>🎯</w:t>
+      </w:r>
+      <w:r>
+        <w:t xml:space="preserve"> INVENTORY DATABASE ENGINE (Mocking your SQLite data) ---</w:t>
+      </w:r>
+    </w:p>
+    <w:p>
+      <w:r>
+        <w:t># You can change these quantities right here to whatever you want to show the judges!</w:t>
+      </w:r>
+    </w:p>
+    <w:p>
+      <w:r>
+        <w:t>def check_inventory(item_name):</w:t>
+      </w:r>
+    </w:p>
+    <w:p>
+      <w:r>
+        <w:lastRenderedPageBreak/>
+        <w:t>    db = {</w:t>
+      </w:r>
+    </w:p>
+    <w:p>
+      <w:r>
+        <w:t xml:space="preserve">        "sugar": "120 kilograms", </w:t>
+      </w:r>
+    </w:p>
+    <w:p>
+      <w:r>
+        <w:t xml:space="preserve">        "beans": "45 packets", </w:t>
+      </w:r>
+    </w:p>
+    <w:p>
+      <w:r>
+        <w:t>        "rice": "200 bags",</w:t>
+      </w:r>
+    </w:p>
+    <w:p>
+      <w:r>
+        <w:t>        "maize": "85 bags",</w:t>
+      </w:r>
+    </w:p>
+    <w:p>
+      <w:r>
+        <w:t>        "cooking oil": "30 liters"</w:t>
+      </w:r>
+    </w:p>
+    <w:p>
+      <w:r>
+        <w:t>    }</w:t>
+      </w:r>
+    </w:p>
+    <w:p>
+      <w:r>
+        <w:t xml:space="preserve">    </w:t>
+      </w:r>
+    </w:p>
+    <w:p>
+      <w:r>
+        <w:t>    query = item_name.lower().strip()</w:t>
+      </w:r>
+    </w:p>
+    <w:p>
+      <w:r>
+        <w:t xml:space="preserve">    </w:t>
+      </w:r>
+    </w:p>
+    <w:p>
+      <w:r>
+        <w:t>    # Simple semantic matching for accessibility queries</w:t>
+      </w:r>
+    </w:p>
+    <w:p>
+      <w:r>
+        <w:t>    if "sugar" in query:</w:t>
+      </w:r>
+    </w:p>
+    <w:p>
+      <w:r>
+        <w:t>        return f"Database query complete. Your current stock for sugar is {db['sugar']}."</w:t>
+      </w:r>
+    </w:p>
+    <w:p>
+      <w:r>
+        <w:t>    elif "bean" in query:  # matches bean or beans</w:t>
+      </w:r>
+    </w:p>
+    <w:p>
+      <w:r>
+        <w:t>        return f"Database query complete. Your current stock for beans is {db['beans']}."</w:t>
+      </w:r>
+    </w:p>
+    <w:p>
+      <w:r>
+        <w:t>    elif "rice" in query:</w:t>
+      </w:r>
+    </w:p>
+    <w:p>
+      <w:r>
+        <w:t>        return f"Database query complete. Your current stock for rice is {db['rice']}."</w:t>
+      </w:r>
+    </w:p>
+    <w:p>
+      <w:r>
+        <w:t>    elif "maize" in query or "corn" in query:</w:t>
+      </w:r>
+    </w:p>
+    <w:p>
+      <w:r>
+        <w:t>        return f"Database query complete. Your current stock for maize is {db['maize']}."</w:t>
+      </w:r>
+    </w:p>
+    <w:p>
+      <w:r>
+        <w:t>    elif "oil" in query:</w:t>
+      </w:r>
+    </w:p>
+    <w:p>
+      <w:r>
+        <w:t>        return f"Database query complete. Your current stock for cooking oil is {db['cooking oil']}."</w:t>
+      </w:r>
+    </w:p>
+    <w:p>
+      <w:r>
+        <w:t>    else:</w:t>
+      </w:r>
+    </w:p>
+    <w:p>
+      <w:r>
+        <w:t>        return f"Inventory alert. I could not find '{item_name}' in the stock records. Please try another item."</w:t>
+      </w:r>
+    </w:p>
+    <w:p/>
+    <w:p>
+      <w:r>
+        <w:t xml:space="preserve"># --- </w:t>
+      </w:r>
+      <w:r>
+        <w:rPr>
+          <w:rFonts w:ascii="Segoe UI Emoji" w:hAnsi="Segoe UI Emoji" w:cs="Segoe UI Emoji"/>
+        </w:rPr>
+        <w:t>🔊</w:t>
+      </w:r>
+      <w:r>
+        <w:t xml:space="preserve"> TEXT-TO-SPEECH AUTO-PLAY ENGINE ---</w:t>
+      </w:r>
+    </w:p>
+    <w:p>
+      <w:r>
+        <w:lastRenderedPageBreak/>
+        <w:t>def speak_text(text_to_say):</w:t>
+      </w:r>
+    </w:p>
+    <w:p>
+      <w:r>
+        <w:t>    # Convert text to audio file</w:t>
+      </w:r>
+    </w:p>
+    <w:p>
+      <w:r>
+        <w:t>    tts = gTTS(text=text_to_say, lang='en', slow=False)</w:t>
+      </w:r>
+    </w:p>
+    <w:p>
+      <w:r>
+        <w:t>    tts.save("response.mp3")</w:t>
+      </w:r>
+    </w:p>
+    <w:p>
+      <w:r>
+        <w:t xml:space="preserve">    </w:t>
+      </w:r>
+    </w:p>
+    <w:p>
+      <w:r>
+        <w:t>    # Encode audio file to base64 to trick the browser into autoplaying it</w:t>
+      </w:r>
+    </w:p>
+    <w:p>
+      <w:r>
+        <w:t>    with open("response.mp3", "rb") as f:</w:t>
+      </w:r>
+    </w:p>
+    <w:p>
+      <w:r>
+        <w:t>        audio_bytes = f.read()</w:t>
+      </w:r>
+    </w:p>
+    <w:p>
+      <w:r>
+        <w:t>    audio_base64 = base64.b64encode(audio_bytes).decode()</w:t>
+      </w:r>
+    </w:p>
+    <w:p>
+      <w:r>
+        <w:t xml:space="preserve">    </w:t>
+      </w:r>
+    </w:p>
+    <w:p>
+      <w:r>
+        <w:t>    # Custom HTML audio tag with autoplay enabled</w:t>
+      </w:r>
+    </w:p>
+    <w:p>
+      <w:r>
+        <w:t>    audio_html = f'&lt;audio autoplay src="data:audio/mp3;base64,{audio_base64}"&gt;'</w:t>
+      </w:r>
+    </w:p>
+    <w:p>
+      <w:r>
+        <w:t>    st.markdown(audio_html, unsafe_allow_html=True)</w:t>
+      </w:r>
+    </w:p>
+    <w:p/>
+    <w:p>
+      <w:r>
+        <w:t xml:space="preserve"># --- </w:t>
+      </w:r>
+      <w:r>
+        <w:rPr>
+          <w:rFonts w:ascii="Segoe UI Emoji" w:hAnsi="Segoe UI Emoji" w:cs="Segoe UI Emoji"/>
+        </w:rPr>
+        <w:t>🎨</w:t>
+      </w:r>
+      <w:r>
+        <w:t xml:space="preserve"> ACCESSIBLE HIGH-CONTRAST UI ---</w:t>
+      </w:r>
+    </w:p>
+    <w:p>
+      <w:r>
+        <w:t>st.set_page_config(page_title="OmniVoice AI", page_icon="</w:t>
+      </w:r>
+      <w:r>
+        <w:rPr>
+          <w:rFonts w:ascii="Segoe UI Emoji" w:hAnsi="Segoe UI Emoji" w:cs="Segoe UI Emoji"/>
+        </w:rPr>
+        <w:t>🎙️</w:t>
+      </w:r>
+      <w:r>
+        <w:t>", layout="centered")</w:t>
+      </w:r>
+    </w:p>
+    <w:p/>
+    <w:p>
+      <w:r>
+        <w:t># Huge header for accessibility</w:t>
+      </w:r>
+    </w:p>
+    <w:p>
+      <w:r>
+        <w:t>st.markdown("&lt;h1 style='text-align: center; color: #1E3A8A;'&gt;</w:t>
+      </w:r>
+      <w:r>
+        <w:rPr>
+          <w:rFonts w:ascii="Segoe UI Emoji" w:hAnsi="Segoe UI Emoji" w:cs="Segoe UI Emoji"/>
+        </w:rPr>
+        <w:t>🎙️</w:t>
+      </w:r>
+      <w:r>
+        <w:t xml:space="preserve"> OmniVoice AI&lt;/h1&gt;", unsafe_allow_html=True)</w:t>
+      </w:r>
+    </w:p>
+    <w:p>
+      <w:r>
+        <w:t>st.markdown("&lt;h3 style='text-align: center; color: #4B5563;'&gt;Voice-First Accessibility Assistant for Visually Impaired Entrepreneurs&lt;/h3&gt;", unsafe_allow_html=True)</w:t>
+      </w:r>
+    </w:p>
+    <w:p>
+      <w:r>
+        <w:t>st.write("---")</w:t>
+      </w:r>
+    </w:p>
+    <w:p/>
+    <w:p>
+      <w:r>
+        <w:t># Instructions block designed for judges</w:t>
+      </w:r>
+    </w:p>
+    <w:p>
+      <w:r>
+        <w:t>st.info("</w:t>
+      </w:r>
+      <w:r>
+        <w:rPr>
+          <w:rFonts w:ascii="Segoe UI Emoji" w:hAnsi="Segoe UI Emoji" w:cs="Segoe UI Emoji"/>
+        </w:rPr>
+        <w:t>🚨</w:t>
+      </w:r>
+      <w:r>
+        <w:t xml:space="preserve"> **JUDGES PRESENTATION DEMO:**\n\n"</w:t>
+      </w:r>
+    </w:p>
+    <w:p>
+      <w:r>
+        <w:lastRenderedPageBreak/>
+        <w:t>        "1. Click the **Green Microphone** icon below.\n"</w:t>
+      </w:r>
+    </w:p>
+    <w:p>
+      <w:r>
+        <w:t>        "2. Speak clearly into your computer mic (e.g., *'Check stock sugar'* or *'How many bags of rice do I have?'*).\n"</w:t>
+      </w:r>
+    </w:p>
+    <w:p>
+      <w:r>
+        <w:t>        "3. Click it again to stop. The app will automatically transcribe your voice, query the system, and speak the stock numbers out loud!")</w:t>
+      </w:r>
+    </w:p>
+    <w:p/>
+    <w:p>
+      <w:r>
+        <w:t>st.write("##")</w:t>
+      </w:r>
+    </w:p>
+    <w:p/>
+    <w:p>
+      <w:r>
+        <w:t># Center-aligning the massive audio recording target button</w:t>
+      </w:r>
+    </w:p>
+    <w:p>
+      <w:r>
+        <w:t>col1, col2, col3 = st.columns([1, 2, 1])</w:t>
+      </w:r>
+    </w:p>
+    <w:p/>
+    <w:p>
+      <w:r>
+        <w:t>with col2:</w:t>
+      </w:r>
+    </w:p>
+    <w:p>
+      <w:r>
+        <w:t>    st.markdown("&lt;p style='text-align: center; font-weight: bold;'&gt;TAP MICROPHONE TO SPEAK:&lt;/p&gt;", unsafe_allow_html=True)</w:t>
+      </w:r>
+    </w:p>
+    <w:p>
+      <w:r>
+        <w:t>    audio_bytes = audio_recorder(</w:t>
+      </w:r>
+    </w:p>
+    <w:p>
+      <w:r>
+        <w:t>        text="",</w:t>
+      </w:r>
+    </w:p>
+    <w:p>
+      <w:r>
+        <w:t>        recording_color="#ef4444",  # Red when recording</w:t>
+      </w:r>
+    </w:p>
+    <w:p>
+      <w:r>
+        <w:t>        neutral_color="#10b981",    # Bright Green when idle (high visibility target)</w:t>
+      </w:r>
+    </w:p>
+    <w:p>
+      <w:r>
+        <w:t>        icon_size="5x"               # Extra large for low-vision targets</w:t>
+      </w:r>
+    </w:p>
+    <w:p>
+      <w:r>
+        <w:t>    )</w:t>
+      </w:r>
+    </w:p>
+    <w:p/>
+    <w:p>
+      <w:r>
+        <w:t>st.write("##")</w:t>
+      </w:r>
+    </w:p>
+    <w:p/>
+    <w:p>
+      <w:r>
+        <w:t xml:space="preserve"># --- </w:t>
+      </w:r>
+      <w:r>
+        <w:rPr>
+          <w:rFonts w:ascii="Segoe UI Emoji" w:hAnsi="Segoe UI Emoji" w:cs="Segoe UI Emoji"/>
+        </w:rPr>
+        <w:t>🔄</w:t>
+      </w:r>
+      <w:r>
+        <w:t xml:space="preserve"> VOICE PROCESSING PIPELINE ---</w:t>
+      </w:r>
+    </w:p>
+    <w:p>
+      <w:r>
+        <w:t>if audio_bytes:</w:t>
+      </w:r>
+    </w:p>
+    <w:p>
+      <w:r>
+        <w:t>    # Save the mic input temporarily</w:t>
+      </w:r>
+    </w:p>
+    <w:p>
+      <w:r>
+        <w:t>    with open("user_voice.wav", "wb") as f:</w:t>
+      </w:r>
+    </w:p>
+    <w:p>
+      <w:r>
+        <w:lastRenderedPageBreak/>
+        <w:t>        f.write(audio_bytes)</w:t>
+      </w:r>
+    </w:p>
+    <w:p>
+      <w:r>
+        <w:t xml:space="preserve">        </w:t>
+      </w:r>
+    </w:p>
+    <w:p>
+      <w:r>
+        <w:t>    with st.spinner("</w:t>
+      </w:r>
+      <w:r>
+        <w:rPr>
+          <w:rFonts w:ascii="Segoe UI Emoji" w:hAnsi="Segoe UI Emoji" w:cs="Segoe UI Emoji"/>
+        </w:rPr>
+        <w:t>⏳</w:t>
+      </w:r>
+      <w:r>
+        <w:t xml:space="preserve"> Omnivoice AI is listening... processing your database command..."):</w:t>
+      </w:r>
+    </w:p>
+    <w:p>
+      <w:r>
+        <w:t>        recognizer = sr.Recognizer()</w:t>
+      </w:r>
+    </w:p>
+    <w:p>
+      <w:r>
+        <w:t>        with sr.AudioFile("user_voice.wav") as source:</w:t>
+      </w:r>
+    </w:p>
+    <w:p>
+      <w:r>
+        <w:t>            audio_data = recognizer.record(source)</w:t>
+      </w:r>
+    </w:p>
+    <w:p>
+      <w:r>
+        <w:t>            try:</w:t>
+      </w:r>
+    </w:p>
+    <w:p>
+      <w:r>
+        <w:t>                # 1. Voice to Text</w:t>
+      </w:r>
+    </w:p>
+    <w:p>
+      <w:r>
+        <w:t>                user_text = recognizer.recognize_google(audio_data)</w:t>
+      </w:r>
+    </w:p>
+    <w:p>
+      <w:r>
+        <w:t xml:space="preserve">                </w:t>
+      </w:r>
+    </w:p>
+    <w:p>
+      <w:r>
+        <w:t xml:space="preserve">                st.markdown(f"### </w:t>
+      </w:r>
+      <w:r>
+        <w:rPr>
+          <w:rFonts w:ascii="Segoe UI Emoji" w:hAnsi="Segoe UI Emoji" w:cs="Segoe UI Emoji"/>
+        </w:rPr>
+        <w:t>🗣️</w:t>
+      </w:r>
+      <w:r>
+        <w:t xml:space="preserve"> What You Said:\n&gt; **\"{user_text}\"**")</w:t>
+      </w:r>
+    </w:p>
+    <w:p>
+      <w:r>
+        <w:t xml:space="preserve">                </w:t>
+      </w:r>
+    </w:p>
+    <w:p>
+      <w:r>
+        <w:t>                # 2. Query Database</w:t>
+      </w:r>
+    </w:p>
+    <w:p>
+      <w:r>
+        <w:t>                reply_message = check_inventory(user_text)</w:t>
+      </w:r>
+    </w:p>
+    <w:p>
+      <w:r>
+        <w:t xml:space="preserve">                </w:t>
+      </w:r>
+    </w:p>
+    <w:p>
+      <w:r>
+        <w:t>                # 3. Big UI metric display block</w:t>
+      </w:r>
+    </w:p>
+    <w:p>
+      <w:r>
+        <w:t>                st.markdown("---")</w:t>
+      </w:r>
+    </w:p>
+    <w:p>
+      <w:r>
+        <w:t>                st.success("</w:t>
+      </w:r>
+      <w:r>
+        <w:rPr>
+          <w:rFonts w:ascii="Segoe UI Emoji" w:hAnsi="Segoe UI Emoji" w:cs="Segoe UI Emoji"/>
+        </w:rPr>
+        <w:t>📊</w:t>
+      </w:r>
+      <w:r>
+        <w:t xml:space="preserve"> **Real-Time Inventory Status:**")</w:t>
+      </w:r>
+    </w:p>
+    <w:p>
+      <w:r>
+        <w:t>                st.markdown(f"&lt;div style='font-size:24px; font-weight:bold; background-color:#F3F4F6; padding:20px; border-radius:10px; border-left: 8px solid #1E3A8A;'&gt;{reply_message}&lt;/div&gt;", unsafe_allow_html=True)</w:t>
+      </w:r>
+    </w:p>
+    <w:p>
+      <w:r>
+        <w:t xml:space="preserve">                </w:t>
+      </w:r>
+    </w:p>
+    <w:p>
+      <w:r>
+        <w:t>                # 4. Voice response out loud</w:t>
+      </w:r>
+    </w:p>
+    <w:p>
+      <w:r>
+        <w:t>                speak_text(reply_message)</w:t>
+      </w:r>
+    </w:p>
+    <w:p>
+      <w:r>
+        <w:t xml:space="preserve">                </w:t>
+      </w:r>
+    </w:p>
+    <w:p>
+      <w:r>
+        <w:t>            except sr.UnknownValueError:</w:t>
+      </w:r>
+    </w:p>
+    <w:p>
+      <w:r>
+        <w:lastRenderedPageBreak/>
+        <w:t>                error_msg = "OmniVoice audio error. I could not understand the recording. Please tap the green icon and try again clearly."</w:t>
+      </w:r>
+    </w:p>
+    <w:p>
+      <w:r>
+        <w:t>                st.error(error_msg)</w:t>
+      </w:r>
+    </w:p>
+    <w:p>
+      <w:r>
+        <w:t>                speak_text(error_msg)</w:t>
+      </w:r>
+    </w:p>
+    <w:p>
+      <w:r>
+        <w:t>            except sr.RequestError:</w:t>
+      </w:r>
+    </w:p>
+    <w:p>
+      <w:r>
+        <w:t>                st.error("Speech cloud network timeout. Please check internet connection.")</w:t>
+      </w:r>
+    </w:p>
+    <w:p/>
     <w:sectPr>
       <w:pgSz w:w="12240" w:h="15840"/>
       <w:pgMar w:top="1440" w:right="1440" w:bottom="1440" w:left="1440" w:header="720" w:footer="720" w:gutter="0"/>

--- a/backdoor.docx
+++ b/backdoor.docx
@@ -4896,6 +4896,1027 @@
     <w:p>
       <w:r>
         <w:t>                st.error("Speech cloud network timeout. Please check internet connection.")</w:t>
+      </w:r>
+    </w:p>
+    <w:p>
+      <w:r>
+        <w:t>import streamlit as st</w:t>
+      </w:r>
+    </w:p>
+    <w:p>
+      <w:r>
+        <w:t>from audio_recorder_streamlit import audio_recorder</w:t>
+      </w:r>
+    </w:p>
+    <w:p>
+      <w:r>
+        <w:t>import speech_recognition as sr</w:t>
+      </w:r>
+    </w:p>
+    <w:p>
+      <w:r>
+        <w:t>from gtts import gTTS</w:t>
+      </w:r>
+    </w:p>
+    <w:p>
+      <w:r>
+        <w:t>import base64</w:t>
+      </w:r>
+    </w:p>
+    <w:p>
+      <w:r>
+        <w:t>import re</w:t>
+      </w:r>
+    </w:p>
+    <w:p/>
+    <w:p>
+      <w:r>
+        <w:t xml:space="preserve"># --- </w:t>
+      </w:r>
+      <w:r>
+        <w:rPr>
+          <w:rFonts w:ascii="Segoe UI Emoji" w:hAnsi="Segoe UI Emoji" w:cs="Segoe UI Emoji"/>
+        </w:rPr>
+        <w:t>📦</w:t>
+      </w:r>
+      <w:r>
+        <w:t xml:space="preserve"> INITIALIZE STATEFUL DATABASE (Persists across microphone runs) ---</w:t>
+      </w:r>
+    </w:p>
+    <w:p>
+      <w:r>
+        <w:t>if "db" not in st.session_state:</w:t>
+      </w:r>
+    </w:p>
+    <w:p>
+      <w:r>
+        <w:t>    # Tracks opening/current stock and standard prices per unit</w:t>
+      </w:r>
+    </w:p>
+    <w:p>
+      <w:r>
+        <w:t>    st.session_state.db = {</w:t>
+      </w:r>
+    </w:p>
+    <w:p>
+      <w:r>
+        <w:t>        "sugar": {"opening": 120, "current": 120, "unit": "kilograms", "price": 150},</w:t>
+      </w:r>
+    </w:p>
+    <w:p>
+      <w:r>
+        <w:t>        "beans": {"opening": 45, "current": 45, "unit": "packets", "price": 200},</w:t>
+      </w:r>
+    </w:p>
+    <w:p>
+      <w:r>
+        <w:t>        "rice": {"opening": 200, "current": 200, "unit": "bags", "price": 3500},</w:t>
+      </w:r>
+    </w:p>
+    <w:p>
+      <w:r>
+        <w:t>        "maize": {"opening": 85, "current": 85, "unit": "bags", "price": 2800},</w:t>
+      </w:r>
+    </w:p>
+    <w:p>
+      <w:r>
+        <w:t>        "cooking oil": {"opening": 30, "current": 30, "unit": "liters", "price": 400}</w:t>
+      </w:r>
+    </w:p>
+    <w:p>
+      <w:r>
+        <w:t>    }</w:t>
+      </w:r>
+    </w:p>
+    <w:p/>
+    <w:p>
+      <w:r>
+        <w:t>if "sales_log" not in st.session_state:</w:t>
+      </w:r>
+    </w:p>
+    <w:p>
+      <w:r>
+        <w:t>    # Tracks sales quantity and total revenue generated per item today</w:t>
+      </w:r>
+    </w:p>
+    <w:p>
+      <w:r>
+        <w:lastRenderedPageBreak/>
+        <w:t>    st.session_state.sales_log = {</w:t>
+      </w:r>
+    </w:p>
+    <w:p>
+      <w:r>
+        <w:t>        "sugar": {"qty_sold": 0, "revenue": 0},</w:t>
+      </w:r>
+    </w:p>
+    <w:p>
+      <w:r>
+        <w:t>        "beans": {"qty_sold": 0, "revenue": 0},</w:t>
+      </w:r>
+    </w:p>
+    <w:p>
+      <w:r>
+        <w:t>        "rice": {"qty_sold": 0, "revenue": 0},</w:t>
+      </w:r>
+    </w:p>
+    <w:p>
+      <w:r>
+        <w:t>        "maize": {"qty_sold": 0, "revenue": 0},</w:t>
+      </w:r>
+    </w:p>
+    <w:p>
+      <w:r>
+        <w:t>        "cooking oil": {"qty_sold": 0, "revenue": 0}</w:t>
+      </w:r>
+    </w:p>
+    <w:p>
+      <w:r>
+        <w:t>    }</w:t>
+      </w:r>
+    </w:p>
+    <w:p/>
+    <w:p>
+      <w:r>
+        <w:t xml:space="preserve"># --- </w:t>
+      </w:r>
+      <w:r>
+        <w:rPr>
+          <w:rFonts w:ascii="Segoe UI Emoji" w:hAnsi="Segoe UI Emoji" w:cs="Segoe UI Emoji"/>
+        </w:rPr>
+        <w:t>🧠</w:t>
+      </w:r>
+      <w:r>
+        <w:t xml:space="preserve"> VOICE INTENT PARSING ENGINE ---</w:t>
+      </w:r>
+    </w:p>
+    <w:p>
+      <w:r>
+        <w:t>def process_voice_command(text_input):</w:t>
+      </w:r>
+    </w:p>
+    <w:p>
+      <w:r>
+        <w:t>    query = text_input.lower().strip()</w:t>
+      </w:r>
+    </w:p>
+    <w:p>
+      <w:r>
+        <w:t>    db = st.session_state.db</w:t>
+      </w:r>
+    </w:p>
+    <w:p>
+      <w:r>
+        <w:t>    sales = st.session_state.sales_log</w:t>
+      </w:r>
+    </w:p>
+    <w:p/>
+    <w:p>
+      <w:r>
+        <w:t>    # ----------------------------------------------------</w:t>
+      </w:r>
+    </w:p>
+    <w:p>
+      <w:r>
+        <w:t>    # INTENT 1: LOGGING A SALE (e.g., "I have sold 5 bags of rice")</w:t>
+      </w:r>
+    </w:p>
+    <w:p>
+      <w:r>
+        <w:t>    # ----------------------------------------------------</w:t>
+      </w:r>
+    </w:p>
+    <w:p>
+      <w:r>
+        <w:t>    if "sold" in query or "sell" in query:</w:t>
+      </w:r>
+    </w:p>
+    <w:p>
+      <w:r>
+        <w:t>        # Regular expression to extract numbers from the voice phrase</w:t>
+      </w:r>
+    </w:p>
+    <w:p>
+      <w:r>
+        <w:t>        numbers = re.findall(r'\d+', query)</w:t>
+      </w:r>
+    </w:p>
+    <w:p>
+      <w:r>
+        <w:t>        if not numbers:</w:t>
+      </w:r>
+    </w:p>
+    <w:p>
+      <w:r>
+        <w:t>            return "System alert. I heard you say you sold something, but I couldn't catch the exact amount. Please repeat with the number clearly."</w:t>
+      </w:r>
+    </w:p>
+    <w:p>
+      <w:r>
+        <w:t xml:space="preserve">        </w:t>
+      </w:r>
+    </w:p>
+    <w:p>
+      <w:r>
+        <w:t>        qty_sold = int(numbers[0])</w:t>
+      </w:r>
+    </w:p>
+    <w:p>
+      <w:r>
+        <w:t xml:space="preserve">        </w:t>
+      </w:r>
+    </w:p>
+    <w:p>
+      <w:r>
+        <w:lastRenderedPageBreak/>
+        <w:t>        # Match the commodity</w:t>
+      </w:r>
+    </w:p>
+    <w:p>
+      <w:r>
+        <w:t>        matched_item = None</w:t>
+      </w:r>
+    </w:p>
+    <w:p>
+      <w:r>
+        <w:t>        for item in db.keys():</w:t>
+      </w:r>
+    </w:p>
+    <w:p>
+      <w:r>
+        <w:t>            if item in query or (item == "beans" and "bean" in query):</w:t>
+      </w:r>
+    </w:p>
+    <w:p>
+      <w:r>
+        <w:t>                matched_item = item</w:t>
+      </w:r>
+    </w:p>
+    <w:p>
+      <w:r>
+        <w:t>                break</w:t>
+      </w:r>
+    </w:p>
+    <w:p>
+      <w:r>
+        <w:t xml:space="preserve">                </w:t>
+      </w:r>
+    </w:p>
+    <w:p>
+      <w:r>
+        <w:t>        if matched_item:</w:t>
+      </w:r>
+    </w:p>
+    <w:p>
+      <w:r>
+        <w:t>            current_stock = db[matched_item]["current"]</w:t>
+      </w:r>
+    </w:p>
+    <w:p>
+      <w:r>
+        <w:t>            if qty_sold &gt; current_stock:</w:t>
+      </w:r>
+    </w:p>
+    <w:p>
+      <w:r>
+        <w:t>                return f"Inventory warning. You cannot sell {qty_sold} {db[matched_item]['unit']} of {matched_item} because you only have {current_stock} remaining."</w:t>
+      </w:r>
+    </w:p>
+    <w:p>
+      <w:r>
+        <w:t xml:space="preserve">            </w:t>
+      </w:r>
+    </w:p>
+    <w:p>
+      <w:r>
+        <w:t>            # Perform subtraction calculations</w:t>
+      </w:r>
+    </w:p>
+    <w:p>
+      <w:r>
+        <w:t>            db[matched_item]["current"] -= qty_sold</w:t>
+      </w:r>
+    </w:p>
+    <w:p>
+      <w:r>
+        <w:t>            sales[matched_item]["qty_sold"] += qty_sold</w:t>
+      </w:r>
+    </w:p>
+    <w:p>
+      <w:r>
+        <w:t>            transaction_revenue = qty_sold * db[matched_item]["price"]</w:t>
+      </w:r>
+    </w:p>
+    <w:p>
+      <w:r>
+        <w:t>            sales[matched_item]["revenue"] += transaction_revenue</w:t>
+      </w:r>
+    </w:p>
+    <w:p>
+      <w:r>
+        <w:t xml:space="preserve">            </w:t>
+      </w:r>
+    </w:p>
+    <w:p>
+      <w:r>
+        <w:t>            return (f"Successfully logged. You have sold {qty_sold} {db[matched_item]['unit']} of {matched_item}. "</w:t>
+      </w:r>
+    </w:p>
+    <w:p>
+      <w:r>
+        <w:t>                    f"You are now remaining with {db[matched_item]['current']} {db[matched_item]['unit']}. "</w:t>
+      </w:r>
+    </w:p>
+    <w:p>
+      <w:r>
+        <w:t>                    f"That transaction brought in {transaction_revenue} shillings.")</w:t>
+      </w:r>
+    </w:p>
+    <w:p>
+      <w:r>
+        <w:t>        else:</w:t>
+      </w:r>
+    </w:p>
+    <w:p>
+      <w:r>
+        <w:t>            return "I understood the amount, but I could not identify which commodity you sold. Please specify if it was sugar, beans, rice, maize, or cooking oil."</w:t>
+      </w:r>
+    </w:p>
+    <w:p/>
+    <w:p>
+      <w:r>
+        <w:t>    # ----------------------------------------------------</w:t>
+      </w:r>
+    </w:p>
+    <w:p>
+      <w:r>
+        <w:t>    # INTENT 2: DAILY PERFORMANCE / TOTAL MONEY / PROFITS</w:t>
+      </w:r>
+    </w:p>
+    <w:p>
+      <w:r>
+        <w:t>    # ----------------------------------------------------</w:t>
+      </w:r>
+    </w:p>
+    <w:p>
+      <w:r>
+        <w:t>    elif "performance" in query or "money" in query or "how have i performed" in query or "profit" in query:</w:t>
+      </w:r>
+    </w:p>
+    <w:p>
+      <w:r>
+        <w:t>        total_revenue = sum(item["revenue"] for item in sales.values())</w:t>
+      </w:r>
+    </w:p>
+    <w:p>
+      <w:r>
+        <w:t xml:space="preserve">        </w:t>
+      </w:r>
+    </w:p>
+    <w:p>
+      <w:r>
+        <w:t>        if total_revenue == 0:</w:t>
+      </w:r>
+    </w:p>
+    <w:p>
+      <w:r>
+        <w:t>            return "Performance update. You started with your opening stock and have not recorded any sales yet today. Your current total revenue is zero shillings."</w:t>
+      </w:r>
+    </w:p>
+    <w:p>
+      <w:r>
+        <w:t xml:space="preserve">        </w:t>
+      </w:r>
+    </w:p>
+    <w:p>
+      <w:r>
+        <w:t>        summary_details = "Here is your business performance for today. "</w:t>
+      </w:r>
+    </w:p>
+    <w:p>
+      <w:r>
+        <w:t>        sold_items_list = []</w:t>
+      </w:r>
+    </w:p>
+    <w:p>
+      <w:r>
+        <w:t>        highest_item = None</w:t>
+      </w:r>
+    </w:p>
+    <w:p>
+      <w:r>
+        <w:t>        highest_qty = 0</w:t>
+      </w:r>
+    </w:p>
+    <w:p>
+      <w:r>
+        <w:t>        unsold_items = []</w:t>
+      </w:r>
+    </w:p>
+    <w:p/>
+    <w:p>
+      <w:r>
+        <w:t>        for item, data in sales.items():</w:t>
+      </w:r>
+    </w:p>
+    <w:p>
+      <w:r>
+        <w:t>            if data["qty_sold"] &gt; 0:</w:t>
+      </w:r>
+    </w:p>
+    <w:p>
+      <w:r>
+        <w:t>                sold_items_list.append(f"{data['qty_sold']} {db[item]['unit']} of {item} for {data['revenue']} shillings")</w:t>
+      </w:r>
+    </w:p>
+    <w:p>
+      <w:r>
+        <w:t>                if data["qty_sold"] &gt; highest_qty:</w:t>
+      </w:r>
+    </w:p>
+    <w:p>
+      <w:r>
+        <w:t>                    highest_qty = data["qty_sold"]</w:t>
+      </w:r>
+    </w:p>
+    <w:p>
+      <w:r>
+        <w:t>                    highest_item = item</w:t>
+      </w:r>
+    </w:p>
+    <w:p>
+      <w:r>
+        <w:t>            else:</w:t>
+      </w:r>
+    </w:p>
+    <w:p>
+      <w:r>
+        <w:t>                unsold_items.append(item)</w:t>
+      </w:r>
+    </w:p>
+    <w:p/>
+    <w:p>
+      <w:r>
+        <w:t>        summary_details += "Today, you have sold: " + ", and ".join(sold_items_list) + ". "</w:t>
+      </w:r>
+    </w:p>
+    <w:p>
+      <w:r>
+        <w:t>        summary_details += f"In total, you have made {total_revenue} shillings today. "</w:t>
+      </w:r>
+    </w:p>
+    <w:p>
+      <w:r>
+        <w:t xml:space="preserve">        </w:t>
+      </w:r>
+    </w:p>
+    <w:p>
+      <w:r>
+        <w:t>        if highest_item:</w:t>
+      </w:r>
+    </w:p>
+    <w:p>
+      <w:r>
+        <w:t>            summary_details += f"The commodity you have sold the most is {highest_item}. "</w:t>
+      </w:r>
+    </w:p>
+    <w:p>
+      <w:r>
+        <w:t xml:space="preserve">        </w:t>
+      </w:r>
+    </w:p>
+    <w:p>
+      <w:r>
+        <w:t>        if unsold_items:</w:t>
+      </w:r>
+    </w:p>
+    <w:p>
+      <w:r>
+        <w:t>            summary_details += "The items you have not sold any of today are: " + ", ".join(unsold_items) + "."</w:t>
+      </w:r>
+    </w:p>
+    <w:p>
+      <w:r>
+        <w:t>        else:</w:t>
+      </w:r>
+    </w:p>
+    <w:p>
+      <w:r>
+        <w:t>            summary_details += "Excellent work, you have sold items from every category today!"</w:t>
+      </w:r>
+    </w:p>
+    <w:p>
+      <w:r>
+        <w:t xml:space="preserve">            </w:t>
+      </w:r>
+    </w:p>
+    <w:p>
+      <w:r>
+        <w:t>        return summary_details</w:t>
+      </w:r>
+    </w:p>
+    <w:p/>
+    <w:p>
+      <w:r>
+        <w:t>    # ----------------------------------------------------</w:t>
+      </w:r>
+    </w:p>
+    <w:p>
+      <w:r>
+        <w:t>    # INTENT 3: BASIC STOCK LOOKUP &amp; REMAINING QUANTITIES</w:t>
+      </w:r>
+    </w:p>
+    <w:p>
+      <w:r>
+        <w:t>    # ----------------------------------------------------</w:t>
+      </w:r>
+    </w:p>
+    <w:p>
+      <w:r>
+        <w:t>    else:</w:t>
+      </w:r>
+    </w:p>
+    <w:p>
+      <w:r>
+        <w:t>        for item in db.keys():</w:t>
+      </w:r>
+    </w:p>
+    <w:p>
+      <w:r>
+        <w:t>            if item in query or (item == "beans" and "bean" in query):</w:t>
+      </w:r>
+    </w:p>
+    <w:p>
+      <w:r>
+        <w:t>                return (f"Stock check complete. Your opening stock today for {item} was {db[item]['opening']} {db[item]['unit']}. "</w:t>
+      </w:r>
+    </w:p>
+    <w:p>
+      <w:r>
+        <w:t>                        f"You have sold {sales[item]['qty_sold']} so far, and you are remaining with {db[item]['current']} {db[item]['unit']}.")</w:t>
+      </w:r>
+    </w:p>
+    <w:p>
+      <w:r>
+        <w:t xml:space="preserve">        </w:t>
+      </w:r>
+    </w:p>
+    <w:p>
+      <w:r>
+        <w:lastRenderedPageBreak/>
+        <w:t>        return "OmniVoice processing error. If you are checking stock, specify the item name. If you made a sale, say 'I have sold five bags of rice'. If you want totals, ask 'What is my performance today?'"</w:t>
+      </w:r>
+    </w:p>
+    <w:p/>
+    <w:p>
+      <w:r>
+        <w:t xml:space="preserve"># --- </w:t>
+      </w:r>
+      <w:r>
+        <w:rPr>
+          <w:rFonts w:ascii="Segoe UI Emoji" w:hAnsi="Segoe UI Emoji" w:cs="Segoe UI Emoji"/>
+        </w:rPr>
+        <w:t>🔊</w:t>
+      </w:r>
+      <w:r>
+        <w:t xml:space="preserve"> TEXT-TO-SPEECH AUTO-PLAY ENGINE ---</w:t>
+      </w:r>
+    </w:p>
+    <w:p>
+      <w:r>
+        <w:t>def speak_text(text_to_say):</w:t>
+      </w:r>
+    </w:p>
+    <w:p>
+      <w:r>
+        <w:t>    tts = gTTS(text=text_to_say, lang='en', slow=False)</w:t>
+      </w:r>
+    </w:p>
+    <w:p>
+      <w:r>
+        <w:t>    tts.save("response.mp3")</w:t>
+      </w:r>
+    </w:p>
+    <w:p>
+      <w:r>
+        <w:t xml:space="preserve">    </w:t>
+      </w:r>
+    </w:p>
+    <w:p>
+      <w:r>
+        <w:t>    with open("response.mp3", "rb") as f:</w:t>
+      </w:r>
+    </w:p>
+    <w:p>
+      <w:r>
+        <w:t>        audio_bytes = f.read()</w:t>
+      </w:r>
+    </w:p>
+    <w:p>
+      <w:r>
+        <w:t>    audio_base64 = base64.b64encode(audio_bytes).decode()</w:t>
+      </w:r>
+    </w:p>
+    <w:p>
+      <w:r>
+        <w:t xml:space="preserve">    </w:t>
+      </w:r>
+    </w:p>
+    <w:p>
+      <w:r>
+        <w:t>    audio_html = f'&lt;audio autoplay src="data:audio/mp3;base64,{audio_base64}"&gt;'</w:t>
+      </w:r>
+    </w:p>
+    <w:p>
+      <w:r>
+        <w:t>    st.markdown(audio_html, unsafe_allow_html=True)</w:t>
+      </w:r>
+    </w:p>
+    <w:p/>
+    <w:p>
+      <w:r>
+        <w:t xml:space="preserve"># --- </w:t>
+      </w:r>
+      <w:r>
+        <w:rPr>
+          <w:rFonts w:ascii="Segoe UI Emoji" w:hAnsi="Segoe UI Emoji" w:cs="Segoe UI Emoji"/>
+        </w:rPr>
+        <w:t>🎨</w:t>
+      </w:r>
+      <w:r>
+        <w:t xml:space="preserve"> ACCESSIBLE HIGH-CONTRAST UI ---</w:t>
+      </w:r>
+    </w:p>
+    <w:p>
+      <w:r>
+        <w:t>st.set_page_config(page_title="OmniVoice AI", page_icon="</w:t>
+      </w:r>
+      <w:r>
+        <w:rPr>
+          <w:rFonts w:ascii="Segoe UI Emoji" w:hAnsi="Segoe UI Emoji" w:cs="Segoe UI Emoji"/>
+        </w:rPr>
+        <w:t>🎙️</w:t>
+      </w:r>
+      <w:r>
+        <w:t>", layout="centered")</w:t>
+      </w:r>
+    </w:p>
+    <w:p/>
+    <w:p>
+      <w:r>
+        <w:t>st.markdown("&lt;h1 style='text-align: center; color: #1E3A8A;'&gt;</w:t>
+      </w:r>
+      <w:r>
+        <w:rPr>
+          <w:rFonts w:ascii="Segoe UI Emoji" w:hAnsi="Segoe UI Emoji" w:cs="Segoe UI Emoji"/>
+        </w:rPr>
+        <w:t>🎙️</w:t>
+      </w:r>
+      <w:r>
+        <w:t xml:space="preserve"> OmniVoice Pro&lt;/h1&gt;", unsafe_allow_html=True)</w:t>
+      </w:r>
+    </w:p>
+    <w:p>
+      <w:r>
+        <w:t>st.markdown("&lt;h3 style='text-align: center; color: #4B5563;'&gt;Voice-First Dynamic Inventory Assistant&lt;/h3&gt;", unsafe_allow_html=True)</w:t>
+      </w:r>
+    </w:p>
+    <w:p>
+      <w:r>
+        <w:t>st.write("---")</w:t>
+      </w:r>
+    </w:p>
+    <w:p/>
+    <w:p>
+      <w:r>
+        <w:t># Visual feedback tracker dashboard for developers/judges to see calculations working live</w:t>
+      </w:r>
+    </w:p>
+    <w:p>
+      <w:r>
+        <w:t>with st.sidebar:</w:t>
+      </w:r>
+    </w:p>
+    <w:p>
+      <w:r>
+        <w:lastRenderedPageBreak/>
+        <w:t>    st.header("</w:t>
+      </w:r>
+      <w:r>
+        <w:rPr>
+          <w:rFonts w:ascii="Segoe UI Emoji" w:hAnsi="Segoe UI Emoji" w:cs="Segoe UI Emoji"/>
+        </w:rPr>
+        <w:t>📊</w:t>
+      </w:r>
+      <w:r>
+        <w:t xml:space="preserve"> Live System State")</w:t>
+      </w:r>
+    </w:p>
+    <w:p>
+      <w:r>
+        <w:t>    st.write("**Current Inventory Quantities:**")</w:t>
+      </w:r>
+    </w:p>
+    <w:p>
+      <w:r>
+        <w:t>    for k, v in st.session_state.db.items():</w:t>
+      </w:r>
+    </w:p>
+    <w:p>
+      <w:r>
+        <w:t>        st.write(f"- {k.capitalize()}: {v['current']} remaining (Opened with {v['opening']})")</w:t>
+      </w:r>
+    </w:p>
+    <w:p>
+      <w:r>
+        <w:t>    st.write("---")</w:t>
+      </w:r>
+    </w:p>
+    <w:p>
+      <w:r>
+        <w:t>    st.write("**Today's Sales Revenue:**")</w:t>
+      </w:r>
+    </w:p>
+    <w:p>
+      <w:r>
+        <w:t>    tot = sum(i['revenue'] for i in st.session_state.sales_log.values())</w:t>
+      </w:r>
+    </w:p>
+    <w:p>
+      <w:r>
+        <w:t>    st.metric("Total Money Earned", f"{tot} KSH")</w:t>
+      </w:r>
+    </w:p>
+    <w:p/>
+    <w:p>
+      <w:r>
+        <w:t># Instructions block for voice targets</w:t>
+      </w:r>
+    </w:p>
+    <w:p>
+      <w:r>
+        <w:t>st.info("</w:t>
+      </w:r>
+      <w:r>
+        <w:rPr>
+          <w:rFonts w:ascii="Segoe UI Emoji" w:hAnsi="Segoe UI Emoji" w:cs="Segoe UI Emoji"/>
+        </w:rPr>
+        <w:t>💡</w:t>
+      </w:r>
+      <w:r>
+        <w:t xml:space="preserve"> **Voice Instructions Examples:**\n"</w:t>
+      </w:r>
+    </w:p>
+    <w:p>
+      <w:r>
+        <w:t>        "• *'I have sold 5 bags of rice'*\n"</w:t>
+      </w:r>
+    </w:p>
+    <w:p>
+      <w:r>
+        <w:t>        "• *'What was my performance today?'*\n"</w:t>
+      </w:r>
+    </w:p>
+    <w:p>
+      <w:r>
+        <w:t>        "• *'Check stock sugar'*")</w:t>
+      </w:r>
+    </w:p>
+    <w:p/>
+    <w:p>
+      <w:r>
+        <w:t>st.write("##")</w:t>
+      </w:r>
+    </w:p>
+    <w:p/>
+    <w:p>
+      <w:r>
+        <w:t>col1, col2, col3 = st.columns([1, 2, 1])</w:t>
+      </w:r>
+    </w:p>
+    <w:p>
+      <w:r>
+        <w:t>with col2:</w:t>
+      </w:r>
+    </w:p>
+    <w:p>
+      <w:r>
+        <w:t>    st.markdown("&lt;p style='text-align: center; font-weight: bold;'&gt;TAP MICROPHONE TO VOICE COMMAND:&lt;/p&gt;", unsafe_allow_html=True)</w:t>
+      </w:r>
+    </w:p>
+    <w:p>
+      <w:r>
+        <w:t>    audio_bytes = audio_recorder(</w:t>
+      </w:r>
+    </w:p>
+    <w:p>
+      <w:r>
+        <w:t>        text="",</w:t>
+      </w:r>
+    </w:p>
+    <w:p>
+      <w:r>
+        <w:t>        recording_color="#ef4444",  </w:t>
+      </w:r>
+    </w:p>
+    <w:p>
+      <w:r>
+        <w:t>        neutral_color="#10b981",    </w:t>
+      </w:r>
+    </w:p>
+    <w:p>
+      <w:r>
+        <w:t xml:space="preserve">        icon_size="5x"               </w:t>
+      </w:r>
+    </w:p>
+    <w:p>
+      <w:r>
+        <w:lastRenderedPageBreak/>
+        <w:t>    )</w:t>
+      </w:r>
+    </w:p>
+    <w:p/>
+    <w:p>
+      <w:r>
+        <w:t>if audio_bytes:</w:t>
+      </w:r>
+    </w:p>
+    <w:p>
+      <w:r>
+        <w:t>    with open("user_voice.wav", "wb") as f:</w:t>
+      </w:r>
+    </w:p>
+    <w:p>
+      <w:r>
+        <w:t>        f.write(audio_bytes)</w:t>
+      </w:r>
+    </w:p>
+    <w:p>
+      <w:r>
+        <w:t xml:space="preserve">        </w:t>
+      </w:r>
+    </w:p>
+    <w:p>
+      <w:r>
+        <w:t>    with st.spinner("</w:t>
+      </w:r>
+      <w:r>
+        <w:rPr>
+          <w:rFonts w:ascii="Segoe UI Emoji" w:hAnsi="Segoe UI Emoji" w:cs="Segoe UI Emoji"/>
+        </w:rPr>
+        <w:t>⏳</w:t>
+      </w:r>
+      <w:r>
+        <w:t xml:space="preserve"> Processing calculations..."):</w:t>
+      </w:r>
+    </w:p>
+    <w:p>
+      <w:r>
+        <w:t>        recognizer = sr.Recognizer()</w:t>
+      </w:r>
+    </w:p>
+    <w:p>
+      <w:r>
+        <w:t>        with sr.AudioFile("user_voice.wav") as source:</w:t>
+      </w:r>
+    </w:p>
+    <w:p>
+      <w:r>
+        <w:t>            audio_data = recognizer.record(source)</w:t>
+      </w:r>
+    </w:p>
+    <w:p>
+      <w:r>
+        <w:t>            try:</w:t>
+      </w:r>
+    </w:p>
+    <w:p>
+      <w:r>
+        <w:t>                # 1. Voice to Text</w:t>
+      </w:r>
+    </w:p>
+    <w:p>
+      <w:r>
+        <w:t>                user_text = recognizer.recognize_google(audio_data)</w:t>
+      </w:r>
+    </w:p>
+    <w:p>
+      <w:r>
+        <w:t xml:space="preserve">                st.markdown(f"### </w:t>
+      </w:r>
+      <w:r>
+        <w:rPr>
+          <w:rFonts w:ascii="Segoe UI Emoji" w:hAnsi="Segoe UI Emoji" w:cs="Segoe UI Emoji"/>
+        </w:rPr>
+        <w:t>🗣️</w:t>
+      </w:r>
+      <w:r>
+        <w:t xml:space="preserve"> Detected Instruction:\n&gt; **\"{user_text}\"**")</w:t>
+      </w:r>
+    </w:p>
+    <w:p>
+      <w:r>
+        <w:t xml:space="preserve">                </w:t>
+      </w:r>
+    </w:p>
+    <w:p>
+      <w:r>
+        <w:t>                # 2. Run Intelligent Calculations and Update Database State</w:t>
+      </w:r>
+    </w:p>
+    <w:p>
+      <w:r>
+        <w:t>                reply_message = process_voice_command(user_text)</w:t>
+      </w:r>
+    </w:p>
+    <w:p>
+      <w:r>
+        <w:t xml:space="preserve">                </w:t>
+      </w:r>
+    </w:p>
+    <w:p>
+      <w:r>
+        <w:t>                # 3. High Visibility Response Block</w:t>
+      </w:r>
+    </w:p>
+    <w:p>
+      <w:r>
+        <w:t>                st.markdown("---")</w:t>
+      </w:r>
+    </w:p>
+    <w:p>
+      <w:r>
+        <w:t>                st.success("</w:t>
+      </w:r>
+      <w:r>
+        <w:rPr>
+          <w:rFonts w:ascii="Segoe UI Emoji" w:hAnsi="Segoe UI Emoji" w:cs="Segoe UI Emoji"/>
+        </w:rPr>
+        <w:t>📊</w:t>
+      </w:r>
+      <w:r>
+        <w:t xml:space="preserve"> **Audio Agent Response:**")</w:t>
+      </w:r>
+    </w:p>
+    <w:p>
+      <w:r>
+        <w:t>                st.markdown(f"&lt;div style='font-size:22px; font-weight:bold; background-color:#F3F4F6; padding:20px; border-radius:10px; border-left: 8px solid #1E3A8A;'&gt;{reply_message}&lt;/div&gt;", unsafe_allow_html=True)</w:t>
+      </w:r>
+    </w:p>
+    <w:p>
+      <w:r>
+        <w:t xml:space="preserve">                </w:t>
+      </w:r>
+    </w:p>
+    <w:p>
+      <w:r>
+        <w:t>                # 4. Speak response automatically</w:t>
+      </w:r>
+    </w:p>
+    <w:p>
+      <w:r>
+        <w:lastRenderedPageBreak/>
+        <w:t>                speak_text(reply_message)</w:t>
+      </w:r>
+    </w:p>
+    <w:p>
+      <w:r>
+        <w:t>                st.rerun() # Forces sidebar metric numbers to update on-screen immediately</w:t>
+      </w:r>
+    </w:p>
+    <w:p>
+      <w:r>
+        <w:t xml:space="preserve">                </w:t>
+      </w:r>
+    </w:p>
+    <w:p>
+      <w:r>
+        <w:t>            except sr.UnknownValueError:</w:t>
+      </w:r>
+    </w:p>
+    <w:p>
+      <w:r>
+        <w:t>                error_msg = "I could not quite understand your audio command. Please speak closer to the mic."</w:t>
+      </w:r>
+    </w:p>
+    <w:p>
+      <w:r>
+        <w:t>                st.error(error_msg)</w:t>
+      </w:r>
+    </w:p>
+    <w:p>
+      <w:r>
+        <w:t>                speak_text(error_msg)</w:t>
+      </w:r>
+    </w:p>
+    <w:p>
+      <w:r>
+        <w:t>            except sr.RequestError:</w:t>
+      </w:r>
+    </w:p>
+    <w:p>
+      <w:r>
+        <w:t>                st.error("Speech cloud network timeout.")</w:t>
       </w:r>
     </w:p>
     <w:p/>
